--- a/docs/Logistic Regression ED408.docx
+++ b/docs/Logistic Regression ED408.docx
@@ -4,1460 +4,896 @@
   <w:body>
     <w:p>
       <w:pPr>
-        <w:spacing w:after="40"/>
+        <w:spacing w:before="0" w:after="40" w:line="240" w:lineRule="auto"/>
         <w:jc w:val="center"/>
       </w:pPr>
       <w:r>
         <w:rPr>
+          <w:rFonts w:ascii="Times New Roman" w:hAnsi="Times New Roman"/>
           <w:b/>
-          <w:color w:val="1F4E79"/>
           <w:sz w:val="30"/>
         </w:rPr>
-        <w:t>Experiment 4: Logistic Regression (From Scratch, Gradient Descent)</w:t>
+        <w:t>Logistic Regression (From Scratch, Gradient Descent)</w:t>
       </w:r>
     </w:p>
     <w:p>
       <w:pPr>
-        <w:spacing w:after="160"/>
+        <w:spacing w:before="0" w:after="200" w:line="240" w:lineRule="auto"/>
         <w:jc w:val="center"/>
       </w:pPr>
       <w:r>
         <w:rPr>
+          <w:rFonts w:ascii="Times New Roman" w:hAnsi="Times New Roman"/>
           <w:i/>
-          <w:sz w:val="18"/>
+          <w:sz w:val="20"/>
         </w:rPr>
         <w:t>ED408 — Statistical / Supervised Machine Learning Lab</w:t>
       </w:r>
     </w:p>
     <w:p>
       <w:pPr>
-        <w:spacing w:after="80"/>
+        <w:spacing w:before="200" w:after="80" w:line="240" w:lineRule="auto"/>
       </w:pPr>
       <w:r>
         <w:rPr>
+          <w:rFonts w:ascii="Times New Roman" w:hAnsi="Times New Roman"/>
           <w:b/>
-          <w:sz w:val="20"/>
+          <w:color w:val="1F3B5C"/>
+          <w:sz w:val="26"/>
+        </w:rPr>
+        <w:t>1. Problem + Algorithm</w:t>
+      </w:r>
+    </w:p>
+    <w:p>
+      <w:pPr>
+        <w:spacing w:before="0" w:after="80" w:line="240" w:lineRule="auto"/>
+      </w:pPr>
+      <w:r>
+        <w:rPr>
+          <w:rFonts w:ascii="Times New Roman" w:hAnsi="Times New Roman"/>
+          <w:b/>
+          <w:sz w:val="24"/>
+        </w:rPr>
+        <w:t xml:space="preserve">Experiment No.: </w:t>
+      </w:r>
+      <w:r>
+        <w:rPr>
+          <w:rFonts w:ascii="Times New Roman" w:hAnsi="Times New Roman"/>
+          <w:sz w:val="24"/>
+        </w:rPr>
+        <w:t>04</w:t>
+      </w:r>
+    </w:p>
+    <w:p>
+      <w:pPr>
+        <w:spacing w:before="0" w:after="80" w:line="240" w:lineRule="auto"/>
+      </w:pPr>
+      <w:r>
+        <w:rPr>
+          <w:rFonts w:ascii="Times New Roman" w:hAnsi="Times New Roman"/>
+          <w:b/>
+          <w:sz w:val="24"/>
+        </w:rPr>
+        <w:t xml:space="preserve">Title: </w:t>
+      </w:r>
+      <w:r>
+        <w:rPr>
+          <w:rFonts w:ascii="Times New Roman" w:hAnsi="Times New Roman"/>
+          <w:sz w:val="24"/>
+        </w:rPr>
+        <w:t>Logistic Regression (From Scratch, Gradient Descent)</w:t>
+      </w:r>
+    </w:p>
+    <w:p>
+      <w:pPr>
+        <w:spacing w:before="0" w:after="80" w:line="240" w:lineRule="auto"/>
+      </w:pPr>
+      <w:r>
+        <w:rPr>
+          <w:rFonts w:ascii="Times New Roman" w:hAnsi="Times New Roman"/>
+          <w:b/>
+          <w:sz w:val="24"/>
         </w:rPr>
         <w:t xml:space="preserve">Aim: </w:t>
       </w:r>
       <w:r>
         <w:rPr>
-          <w:sz w:val="20"/>
+          <w:rFonts w:ascii="Times New Roman" w:hAnsi="Times New Roman"/>
+          <w:sz w:val="24"/>
         </w:rPr>
-        <w:t>Implement Logistic Regression from scratch using batch gradient descent to minimize binary cross-entropy loss.</w:t>
+        <w:t>Implement Logistic Regression from scratch using batch gradient descent to minimize the binary cross-entropy loss.</w:t>
       </w:r>
     </w:p>
     <w:p>
       <w:pPr>
-        <w:spacing w:after="80"/>
+        <w:spacing w:before="120" w:after="60" w:line="240" w:lineRule="auto"/>
       </w:pPr>
       <w:r>
         <w:rPr>
+          <w:rFonts w:ascii="Times New Roman" w:hAnsi="Times New Roman"/>
           <w:b/>
-          <w:sz w:val="20"/>
+          <w:sz w:val="24"/>
         </w:rPr>
-        <w:t xml:space="preserve">Dataset Used: </w:t>
-      </w:r>
-      <w:r>
-        <w:rPr>
-          <w:sz w:val="20"/>
-        </w:rPr>
-        <w:t>BSDS500 (Berkeley Segmentation Data Set) ships as natural images with hand-annotated object-boundary ground truth, not a tabular dataset. It was converted into a tabular binary-classification dataset (data/bsds_features.csv, built by scripts/build_dataset.py): one row per sampled pixel from all 200 BSDS500 training images, 10 features (R, G, B, gray, grad_mag, grad_dir, laplacian, local_std, x_norm, y_norm) capturing colour, gradient, texture and position, and label is_edge (1 if a majority of 6 human annotators marked the pixel as a segment boundary, else 0). 24,000 rows total, perfectly balanced (12,000 / 12,000). This same dataset is reused, unchanged, for every question in this lab.</w:t>
+        <w:t>Problem Statement:</w:t>
       </w:r>
     </w:p>
     <w:p>
       <w:pPr>
-        <w:spacing w:before="120" w:after="60"/>
+        <w:spacing w:before="0" w:after="120" w:line="240" w:lineRule="auto"/>
       </w:pPr>
       <w:r>
         <w:rPr>
-          <w:b/>
-          <w:color w:val="1F4E79"/>
-          <w:sz w:val="26"/>
+          <w:rFonts w:ascii="Times New Roman" w:hAnsi="Times New Roman"/>
+          <w:b w:val="0"/>
+          <w:i w:val="0"/>
+          <w:sz w:val="24"/>
         </w:rPr>
-        <w:t>Theory</w:t>
-      </w:r>
-    </w:p>
-    <w:p>
-      <w:r>
-        <w:rPr>
-          <w:sz w:val="20"/>
-        </w:rPr>
-        <w:t>Logistic Regression models P(y=1|x) = sigma(w.x + b) where sigma is the logistic sigmoid. Parameters are learned by minimizing the binary cross-entropy loss via gradient descent: at every iteration the gradient of the loss w.r.t. w is computed over the whole training set (batch GD) and w is updated as w := w - lr * grad. Features are standardized (z-score) first so gradient descent converges quickly and evenly across features.</w:t>
+        <w:t>Learn a linear decision boundary (in standardized feature space) that separates edge pixels from non-edge pixels, by fitting weights w and bias b that minimize binary cross-entropy loss via gradient descent. BSDS500 (Berkeley Segmentation Data Set) is an image-segmentation dataset, not tabular data, so a tabular dataset was derived from it (data/bsds_features.csv, built by scripts/build_dataset.py): 24,000 pixels sampled from the 200 BSDS500 training images, 10 features (R, G, B, gray, grad_mag, grad_dir, laplacian, local_std, x_norm, y_norm) capturing colour, gradient, texture and position, and label is_edge (1 if a majority of 6 human annotators marked the pixel as a segment boundary, else 0). This same dataset is used, unchanged, for every question in this lab.</w:t>
       </w:r>
     </w:p>
     <w:p>
       <w:pPr>
-        <w:spacing w:before="120" w:after="60"/>
+        <w:spacing w:before="120" w:after="60" w:line="240" w:lineRule="auto"/>
       </w:pPr>
       <w:r>
         <w:rPr>
+          <w:rFonts w:ascii="Times New Roman" w:hAnsi="Times New Roman"/>
           <w:b/>
-          <w:color w:val="1F4E79"/>
-          <w:sz w:val="26"/>
+          <w:sz w:val="24"/>
         </w:rPr>
-        <w:t>Code</w:t>
+        <w:t>Algorithm:</w:t>
       </w:r>
     </w:p>
     <w:p>
       <w:pPr>
-        <w:spacing w:before="0" w:after="0" w:line="240" w:lineRule="auto"/>
+        <w:spacing w:before="0" w:after="40" w:line="240" w:lineRule="auto"/>
       </w:pPr>
       <w:r>
         <w:rPr>
-          <w:rFonts w:ascii="Courier New" w:hAnsi="Courier New"/>
-          <w:sz w:val="15"/>
+          <w:rFonts w:ascii="Times New Roman" w:hAnsi="Times New Roman"/>
+          <w:sz w:val="24"/>
         </w:rPr>
-        <w:t>"""</w:t>
+        <w:t>1. Load and standardize the feature dataset.</w:t>
       </w:r>
     </w:p>
     <w:p>
       <w:pPr>
-        <w:spacing w:before="0" w:after="0" w:line="240" w:lineRule="auto"/>
+        <w:spacing w:before="0" w:after="40" w:line="240" w:lineRule="auto"/>
       </w:pPr>
       <w:r>
         <w:rPr>
-          <w:rFonts w:ascii="Courier New" w:hAnsi="Courier New"/>
-          <w:sz w:val="15"/>
+          <w:rFonts w:ascii="Times New Roman" w:hAnsi="Times New Roman"/>
+          <w:sz w:val="24"/>
         </w:rPr>
-        <w:t>Q4 — Logistic Regression implemented from scratch using batch gradient</w:t>
+        <w:t>2. Split data into train (80%) and test (20%) sets.</w:t>
       </w:r>
     </w:p>
     <w:p>
       <w:pPr>
-        <w:spacing w:before="0" w:after="0" w:line="240" w:lineRule="auto"/>
+        <w:spacing w:before="0" w:after="40" w:line="240" w:lineRule="auto"/>
       </w:pPr>
       <w:r>
         <w:rPr>
-          <w:rFonts w:ascii="Courier New" w:hAnsi="Courier New"/>
-          <w:sz w:val="15"/>
+          <w:rFonts w:ascii="Times New Roman" w:hAnsi="Times New Roman"/>
+          <w:sz w:val="24"/>
         </w:rPr>
-        <w:t>descent (numpy only), on the BSDS500-derived edge-pixel dataset.</w:t>
+        <w:t>3. Initialize weight vector w and bias b to zero.</w:t>
       </w:r>
     </w:p>
     <w:p>
       <w:pPr>
-        <w:spacing w:before="0" w:after="0" w:line="240" w:lineRule="auto"/>
+        <w:spacing w:before="0" w:after="40" w:line="240" w:lineRule="auto"/>
       </w:pPr>
       <w:r>
         <w:rPr>
-          <w:rFonts w:ascii="Courier New" w:hAnsi="Courier New"/>
-          <w:sz w:val="15"/>
+          <w:rFonts w:ascii="Times New Roman" w:hAnsi="Times New Roman"/>
+          <w:sz w:val="24"/>
         </w:rPr>
-        <w:t>"""</w:t>
+        <w:t>4. Compute predicted probabilities p = sigmoid(X.w + b) for the whole training set (batch gradient descent).</w:t>
       </w:r>
     </w:p>
     <w:p>
       <w:pPr>
-        <w:spacing w:before="0" w:after="0" w:line="240" w:lineRule="auto"/>
+        <w:spacing w:before="0" w:after="40" w:line="240" w:lineRule="auto"/>
       </w:pPr>
       <w:r>
         <w:rPr>
-          <w:rFonts w:ascii="Courier New" w:hAnsi="Courier New"/>
-          <w:sz w:val="15"/>
+          <w:rFonts w:ascii="Times New Roman" w:hAnsi="Times New Roman"/>
+          <w:sz w:val="24"/>
         </w:rPr>
-        <w:t>import numpy as np</w:t>
+        <w:t>5. Compute the gradient of the binary cross-entropy loss w.r.t. w and b.</w:t>
       </w:r>
     </w:p>
     <w:p>
       <w:pPr>
-        <w:spacing w:before="0" w:after="0" w:line="240" w:lineRule="auto"/>
+        <w:spacing w:before="0" w:after="40" w:line="240" w:lineRule="auto"/>
       </w:pPr>
       <w:r>
         <w:rPr>
-          <w:rFonts w:ascii="Courier New" w:hAnsi="Courier New"/>
-          <w:sz w:val="15"/>
+          <w:rFonts w:ascii="Times New Roman" w:hAnsi="Times New Roman"/>
+          <w:sz w:val="24"/>
         </w:rPr>
-        <w:t>import matplotlib.pyplot as plt</w:t>
+        <w:t>6. Update w, b in the direction that reduces the loss: w := w - lr * grad.</w:t>
       </w:r>
     </w:p>
     <w:p>
       <w:pPr>
-        <w:spacing w:before="0" w:after="0" w:line="240" w:lineRule="auto"/>
+        <w:spacing w:before="0" w:after="40" w:line="240" w:lineRule="auto"/>
       </w:pPr>
       <w:r>
         <w:rPr>
-          <w:rFonts w:ascii="Courier New" w:hAnsi="Courier New"/>
-          <w:sz w:val="15"/>
+          <w:rFonts w:ascii="Times New Roman" w:hAnsi="Times New Roman"/>
+          <w:sz w:val="24"/>
         </w:rPr>
-        <w:t>from sklearn.metrics import accuracy_score, confusion_matrix, classification_report</w:t>
+        <w:t>7. Repeat steps 4-6 for n_iters iterations, tracking the loss.</w:t>
       </w:r>
     </w:p>
     <w:p>
       <w:pPr>
-        <w:spacing w:before="0" w:after="0" w:line="240" w:lineRule="auto"/>
+        <w:spacing w:before="0" w:after="40" w:line="240" w:lineRule="auto"/>
       </w:pPr>
       <w:r>
         <w:rPr>
-          <w:rFonts w:ascii="Courier New" w:hAnsi="Courier New"/>
-          <w:sz w:val="15"/>
+          <w:rFonts w:ascii="Times New Roman" w:hAnsi="Times New Roman"/>
+          <w:sz w:val="24"/>
         </w:rPr>
-        <w:t xml:space="preserve"> </w:t>
+        <w:t>8. Threshold final probabilities at 0.5 to make class predictions.</w:t>
       </w:r>
     </w:p>
     <w:p>
       <w:pPr>
-        <w:spacing w:before="0" w:after="0" w:line="240" w:lineRule="auto"/>
+        <w:spacing w:before="200" w:after="80" w:line="240" w:lineRule="auto"/>
       </w:pPr>
       <w:r>
         <w:rPr>
-          <w:rFonts w:ascii="Courier New" w:hAnsi="Courier New"/>
-          <w:sz w:val="15"/>
+          <w:rFonts w:ascii="Times New Roman" w:hAnsi="Times New Roman"/>
+          <w:b/>
+          <w:color w:val="1F3B5C"/>
+          <w:sz w:val="26"/>
         </w:rPr>
-        <w:t>from common import load_split, save_metrics, FIG_DIR, FEATURE_COLS</w:t>
+        <w:t>2. Program</w:t>
       </w:r>
     </w:p>
     <w:p>
       <w:pPr>
-        <w:spacing w:before="0" w:after="0" w:line="240" w:lineRule="auto"/>
+        <w:spacing w:before="0" w:after="60" w:line="240" w:lineRule="auto"/>
       </w:pPr>
       <w:r>
         <w:rPr>
-          <w:rFonts w:ascii="Courier New" w:hAnsi="Courier New"/>
-          <w:sz w:val="15"/>
+          <w:rFonts w:ascii="Times New Roman" w:hAnsi="Times New Roman"/>
+          <w:b w:val="0"/>
+          <w:i w:val="0"/>
+          <w:sz w:val="24"/>
         </w:rPr>
-        <w:t xml:space="preserve"> </w:t>
-      </w:r>
-    </w:p>
-    <w:p>
-      <w:pPr>
-        <w:spacing w:before="0" w:after="0" w:line="240" w:lineRule="auto"/>
-      </w:pPr>
-      <w:r>
-        <w:rPr>
-          <w:rFonts w:ascii="Courier New" w:hAnsi="Courier New"/>
-          <w:sz w:val="15"/>
-        </w:rPr>
-        <w:t xml:space="preserve"> </w:t>
-      </w:r>
-    </w:p>
-    <w:p>
-      <w:pPr>
-        <w:spacing w:before="0" w:after="0" w:line="240" w:lineRule="auto"/>
-      </w:pPr>
-      <w:r>
-        <w:rPr>
-          <w:rFonts w:ascii="Courier New" w:hAnsi="Courier New"/>
-          <w:sz w:val="15"/>
-        </w:rPr>
-        <w:t>class LogisticRegressionScratch:</w:t>
-      </w:r>
-    </w:p>
-    <w:p>
-      <w:pPr>
-        <w:spacing w:before="0" w:after="0" w:line="240" w:lineRule="auto"/>
-      </w:pPr>
-      <w:r>
-        <w:rPr>
-          <w:rFonts w:ascii="Courier New" w:hAnsi="Courier New"/>
-          <w:sz w:val="15"/>
-        </w:rPr>
-        <w:t xml:space="preserve">    def __init__(self, lr=0.1, n_iters=2000, l2=0.0):</w:t>
-      </w:r>
-    </w:p>
-    <w:p>
-      <w:pPr>
-        <w:spacing w:before="0" w:after="0" w:line="240" w:lineRule="auto"/>
-      </w:pPr>
-      <w:r>
-        <w:rPr>
-          <w:rFonts w:ascii="Courier New" w:hAnsi="Courier New"/>
-          <w:sz w:val="15"/>
-        </w:rPr>
-        <w:t xml:space="preserve">        self.lr = lr</w:t>
-      </w:r>
-    </w:p>
-    <w:p>
-      <w:pPr>
-        <w:spacing w:before="0" w:after="0" w:line="240" w:lineRule="auto"/>
-      </w:pPr>
-      <w:r>
-        <w:rPr>
-          <w:rFonts w:ascii="Courier New" w:hAnsi="Courier New"/>
-          <w:sz w:val="15"/>
-        </w:rPr>
-        <w:t xml:space="preserve">        self.n_iters = n_iters</w:t>
-      </w:r>
-    </w:p>
-    <w:p>
-      <w:pPr>
-        <w:spacing w:before="0" w:after="0" w:line="240" w:lineRule="auto"/>
-      </w:pPr>
-      <w:r>
-        <w:rPr>
-          <w:rFonts w:ascii="Courier New" w:hAnsi="Courier New"/>
-          <w:sz w:val="15"/>
-        </w:rPr>
-        <w:t xml:space="preserve">        self.l2 = l2</w:t>
-      </w:r>
-    </w:p>
-    <w:p>
-      <w:pPr>
-        <w:spacing w:before="0" w:after="0" w:line="240" w:lineRule="auto"/>
-      </w:pPr>
-      <w:r>
-        <w:rPr>
-          <w:rFonts w:ascii="Courier New" w:hAnsi="Courier New"/>
-          <w:sz w:val="15"/>
-        </w:rPr>
-        <w:t xml:space="preserve">        self.loss_history = []</w:t>
-      </w:r>
-    </w:p>
-    <w:p>
-      <w:pPr>
-        <w:spacing w:before="0" w:after="0" w:line="240" w:lineRule="auto"/>
-      </w:pPr>
-      <w:r>
-        <w:rPr>
-          <w:rFonts w:ascii="Courier New" w:hAnsi="Courier New"/>
-          <w:sz w:val="15"/>
-        </w:rPr>
-        <w:t xml:space="preserve"> </w:t>
-      </w:r>
-    </w:p>
-    <w:p>
-      <w:pPr>
-        <w:spacing w:before="0" w:after="0" w:line="240" w:lineRule="auto"/>
-      </w:pPr>
-      <w:r>
-        <w:rPr>
-          <w:rFonts w:ascii="Courier New" w:hAnsi="Courier New"/>
-          <w:sz w:val="15"/>
-        </w:rPr>
-        <w:t xml:space="preserve">    @staticmethod</w:t>
-      </w:r>
-    </w:p>
-    <w:p>
-      <w:pPr>
-        <w:spacing w:before="0" w:after="0" w:line="240" w:lineRule="auto"/>
-      </w:pPr>
-      <w:r>
-        <w:rPr>
-          <w:rFonts w:ascii="Courier New" w:hAnsi="Courier New"/>
-          <w:sz w:val="15"/>
-        </w:rPr>
-        <w:t xml:space="preserve">    def _sigmoid(z):</w:t>
-      </w:r>
-    </w:p>
-    <w:p>
-      <w:pPr>
-        <w:spacing w:before="0" w:after="0" w:line="240" w:lineRule="auto"/>
-      </w:pPr>
-      <w:r>
-        <w:rPr>
-          <w:rFonts w:ascii="Courier New" w:hAnsi="Courier New"/>
-          <w:sz w:val="15"/>
-        </w:rPr>
-        <w:t xml:space="preserve">        return 1.0 / (1.0 + np.exp(-np.clip(z, -500, 500)))</w:t>
-      </w:r>
-    </w:p>
-    <w:p>
-      <w:pPr>
-        <w:spacing w:before="0" w:after="0" w:line="240" w:lineRule="auto"/>
-      </w:pPr>
-      <w:r>
-        <w:rPr>
-          <w:rFonts w:ascii="Courier New" w:hAnsi="Courier New"/>
-          <w:sz w:val="15"/>
-        </w:rPr>
-        <w:t xml:space="preserve"> </w:t>
-      </w:r>
-    </w:p>
-    <w:p>
-      <w:pPr>
-        <w:spacing w:before="0" w:after="0" w:line="240" w:lineRule="auto"/>
-      </w:pPr>
-      <w:r>
-        <w:rPr>
-          <w:rFonts w:ascii="Courier New" w:hAnsi="Courier New"/>
-          <w:sz w:val="15"/>
-        </w:rPr>
-        <w:t xml:space="preserve">    def fit(self, X, y):</w:t>
-      </w:r>
-    </w:p>
-    <w:p>
-      <w:pPr>
-        <w:spacing w:before="0" w:after="0" w:line="240" w:lineRule="auto"/>
-      </w:pPr>
-      <w:r>
-        <w:rPr>
-          <w:rFonts w:ascii="Courier New" w:hAnsi="Courier New"/>
-          <w:sz w:val="15"/>
-        </w:rPr>
-        <w:t xml:space="preserve">        n, d = X.shape</w:t>
-      </w:r>
-    </w:p>
-    <w:p>
-      <w:pPr>
-        <w:spacing w:before="0" w:after="0" w:line="240" w:lineRule="auto"/>
-      </w:pPr>
-      <w:r>
-        <w:rPr>
-          <w:rFonts w:ascii="Courier New" w:hAnsi="Courier New"/>
-          <w:sz w:val="15"/>
-        </w:rPr>
-        <w:t xml:space="preserve">        Xb = np.hstack([np.ones((n, 1)), X])  # bias term</w:t>
-      </w:r>
-    </w:p>
-    <w:p>
-      <w:pPr>
-        <w:spacing w:before="0" w:after="0" w:line="240" w:lineRule="auto"/>
-      </w:pPr>
-      <w:r>
-        <w:rPr>
-          <w:rFonts w:ascii="Courier New" w:hAnsi="Courier New"/>
-          <w:sz w:val="15"/>
-        </w:rPr>
-        <w:t xml:space="preserve">        self.w = np.zeros(d + 1)</w:t>
-      </w:r>
-    </w:p>
-    <w:p>
-      <w:pPr>
-        <w:spacing w:before="0" w:after="0" w:line="240" w:lineRule="auto"/>
-      </w:pPr>
-      <w:r>
-        <w:rPr>
-          <w:rFonts w:ascii="Courier New" w:hAnsi="Courier New"/>
-          <w:sz w:val="15"/>
-        </w:rPr>
-        <w:t xml:space="preserve"> </w:t>
-      </w:r>
-    </w:p>
-    <w:p>
-      <w:pPr>
-        <w:spacing w:before="0" w:after="0" w:line="240" w:lineRule="auto"/>
-      </w:pPr>
-      <w:r>
-        <w:rPr>
-          <w:rFonts w:ascii="Courier New" w:hAnsi="Courier New"/>
-          <w:sz w:val="15"/>
-        </w:rPr>
-        <w:t xml:space="preserve">        for it in range(self.n_iters):</w:t>
-      </w:r>
-    </w:p>
-    <w:p>
-      <w:pPr>
-        <w:spacing w:before="0" w:after="0" w:line="240" w:lineRule="auto"/>
-      </w:pPr>
-      <w:r>
-        <w:rPr>
-          <w:rFonts w:ascii="Courier New" w:hAnsi="Courier New"/>
-          <w:sz w:val="15"/>
-        </w:rPr>
-        <w:t xml:space="preserve">            z = Xb @ self.w</w:t>
-      </w:r>
-    </w:p>
-    <w:p>
-      <w:pPr>
-        <w:spacing w:before="0" w:after="0" w:line="240" w:lineRule="auto"/>
-      </w:pPr>
-      <w:r>
-        <w:rPr>
-          <w:rFonts w:ascii="Courier New" w:hAnsi="Courier New"/>
-          <w:sz w:val="15"/>
-        </w:rPr>
-        <w:t xml:space="preserve">            p = self._sigmoid(z)</w:t>
-      </w:r>
-    </w:p>
-    <w:p>
-      <w:pPr>
-        <w:spacing w:before="0" w:after="0" w:line="240" w:lineRule="auto"/>
-      </w:pPr>
-      <w:r>
-        <w:rPr>
-          <w:rFonts w:ascii="Courier New" w:hAnsi="Courier New"/>
-          <w:sz w:val="15"/>
-        </w:rPr>
-        <w:t xml:space="preserve">            grad = Xb.T @ (p - y) / n</w:t>
-      </w:r>
-    </w:p>
-    <w:p>
-      <w:pPr>
-        <w:spacing w:before="0" w:after="0" w:line="240" w:lineRule="auto"/>
-      </w:pPr>
-      <w:r>
-        <w:rPr>
-          <w:rFonts w:ascii="Courier New" w:hAnsi="Courier New"/>
-          <w:sz w:val="15"/>
-        </w:rPr>
-        <w:t xml:space="preserve">            grad[1:] += self.l2 * self.w[1:] / n  # don't regularize bias</w:t>
-      </w:r>
-    </w:p>
-    <w:p>
-      <w:pPr>
-        <w:spacing w:before="0" w:after="0" w:line="240" w:lineRule="auto"/>
-      </w:pPr>
-      <w:r>
-        <w:rPr>
-          <w:rFonts w:ascii="Courier New" w:hAnsi="Courier New"/>
-          <w:sz w:val="15"/>
-        </w:rPr>
-        <w:t xml:space="preserve">            self.w -= self.lr * grad</w:t>
-      </w:r>
-    </w:p>
-    <w:p>
-      <w:pPr>
-        <w:spacing w:before="0" w:after="0" w:line="240" w:lineRule="auto"/>
-      </w:pPr>
-      <w:r>
-        <w:rPr>
-          <w:rFonts w:ascii="Courier New" w:hAnsi="Courier New"/>
-          <w:sz w:val="15"/>
-        </w:rPr>
-        <w:t xml:space="preserve"> </w:t>
-      </w:r>
-    </w:p>
-    <w:p>
-      <w:pPr>
-        <w:spacing w:before="0" w:after="0" w:line="240" w:lineRule="auto"/>
-      </w:pPr>
-      <w:r>
-        <w:rPr>
-          <w:rFonts w:ascii="Courier New" w:hAnsi="Courier New"/>
-          <w:sz w:val="15"/>
-        </w:rPr>
-        <w:t xml:space="preserve">            if it % 20 == 0:</w:t>
-      </w:r>
-    </w:p>
-    <w:p>
-      <w:pPr>
-        <w:spacing w:before="0" w:after="0" w:line="240" w:lineRule="auto"/>
-      </w:pPr>
-      <w:r>
-        <w:rPr>
-          <w:rFonts w:ascii="Courier New" w:hAnsi="Courier New"/>
-          <w:sz w:val="15"/>
-        </w:rPr>
-        <w:t xml:space="preserve">                eps = 1e-12</w:t>
-      </w:r>
-    </w:p>
-    <w:p>
-      <w:pPr>
-        <w:spacing w:before="0" w:after="0" w:line="240" w:lineRule="auto"/>
-      </w:pPr>
-      <w:r>
-        <w:rPr>
-          <w:rFonts w:ascii="Courier New" w:hAnsi="Courier New"/>
-          <w:sz w:val="15"/>
-        </w:rPr>
-        <w:t xml:space="preserve">                loss = -np.mean(y * np.log(p + eps) + (1 - y) * np.log(1 - p + eps))</w:t>
-      </w:r>
-    </w:p>
-    <w:p>
-      <w:pPr>
-        <w:spacing w:before="0" w:after="0" w:line="240" w:lineRule="auto"/>
-      </w:pPr>
-      <w:r>
-        <w:rPr>
-          <w:rFonts w:ascii="Courier New" w:hAnsi="Courier New"/>
-          <w:sz w:val="15"/>
-        </w:rPr>
-        <w:t xml:space="preserve">                self.loss_history.append(loss)</w:t>
-      </w:r>
-    </w:p>
-    <w:p>
-      <w:pPr>
-        <w:spacing w:before="0" w:after="0" w:line="240" w:lineRule="auto"/>
-      </w:pPr>
-      <w:r>
-        <w:rPr>
-          <w:rFonts w:ascii="Courier New" w:hAnsi="Courier New"/>
-          <w:sz w:val="15"/>
-        </w:rPr>
-        <w:t xml:space="preserve">        return self</w:t>
-      </w:r>
-    </w:p>
-    <w:p>
-      <w:pPr>
-        <w:spacing w:before="0" w:after="0" w:line="240" w:lineRule="auto"/>
-      </w:pPr>
-      <w:r>
-        <w:rPr>
-          <w:rFonts w:ascii="Courier New" w:hAnsi="Courier New"/>
-          <w:sz w:val="15"/>
-        </w:rPr>
-        <w:t xml:space="preserve"> </w:t>
-      </w:r>
-    </w:p>
-    <w:p>
-      <w:pPr>
-        <w:spacing w:before="0" w:after="0" w:line="240" w:lineRule="auto"/>
-      </w:pPr>
-      <w:r>
-        <w:rPr>
-          <w:rFonts w:ascii="Courier New" w:hAnsi="Courier New"/>
-          <w:sz w:val="15"/>
-        </w:rPr>
-        <w:t xml:space="preserve">    def predict_proba(self, X):</w:t>
-      </w:r>
-    </w:p>
-    <w:p>
-      <w:pPr>
-        <w:spacing w:before="0" w:after="0" w:line="240" w:lineRule="auto"/>
-      </w:pPr>
-      <w:r>
-        <w:rPr>
-          <w:rFonts w:ascii="Courier New" w:hAnsi="Courier New"/>
-          <w:sz w:val="15"/>
-        </w:rPr>
-        <w:t xml:space="preserve">        Xb = np.hstack([np.ones((len(X), 1)), X])</w:t>
-      </w:r>
-    </w:p>
-    <w:p>
-      <w:pPr>
-        <w:spacing w:before="0" w:after="0" w:line="240" w:lineRule="auto"/>
-      </w:pPr>
-      <w:r>
-        <w:rPr>
-          <w:rFonts w:ascii="Courier New" w:hAnsi="Courier New"/>
-          <w:sz w:val="15"/>
-        </w:rPr>
-        <w:t xml:space="preserve">        return self._sigmoid(Xb @ self.w)</w:t>
-      </w:r>
-    </w:p>
-    <w:p>
-      <w:pPr>
-        <w:spacing w:before="0" w:after="0" w:line="240" w:lineRule="auto"/>
-      </w:pPr>
-      <w:r>
-        <w:rPr>
-          <w:rFonts w:ascii="Courier New" w:hAnsi="Courier New"/>
-          <w:sz w:val="15"/>
-        </w:rPr>
-        <w:t xml:space="preserve"> </w:t>
-      </w:r>
-    </w:p>
-    <w:p>
-      <w:pPr>
-        <w:spacing w:before="0" w:after="0" w:line="240" w:lineRule="auto"/>
-      </w:pPr>
-      <w:r>
-        <w:rPr>
-          <w:rFonts w:ascii="Courier New" w:hAnsi="Courier New"/>
-          <w:sz w:val="15"/>
-        </w:rPr>
-        <w:t xml:space="preserve">    def predict(self, X, threshold=0.5):</w:t>
-      </w:r>
-    </w:p>
-    <w:p>
-      <w:pPr>
-        <w:spacing w:before="0" w:after="0" w:line="240" w:lineRule="auto"/>
-      </w:pPr>
-      <w:r>
-        <w:rPr>
-          <w:rFonts w:ascii="Courier New" w:hAnsi="Courier New"/>
-          <w:sz w:val="15"/>
-        </w:rPr>
-        <w:t xml:space="preserve">        return (self.predict_proba(X) &gt;= threshold).astype(int)</w:t>
-      </w:r>
-    </w:p>
-    <w:p>
-      <w:pPr>
-        <w:spacing w:before="0" w:after="0" w:line="240" w:lineRule="auto"/>
-      </w:pPr>
-      <w:r>
-        <w:rPr>
-          <w:rFonts w:ascii="Courier New" w:hAnsi="Courier New"/>
-          <w:sz w:val="15"/>
-        </w:rPr>
-        <w:t xml:space="preserve"> </w:t>
-      </w:r>
-    </w:p>
-    <w:p>
-      <w:pPr>
-        <w:spacing w:before="0" w:after="0" w:line="240" w:lineRule="auto"/>
-      </w:pPr>
-      <w:r>
-        <w:rPr>
-          <w:rFonts w:ascii="Courier New" w:hAnsi="Courier New"/>
-          <w:sz w:val="15"/>
-        </w:rPr>
-        <w:t xml:space="preserve"> </w:t>
-      </w:r>
-    </w:p>
-    <w:p>
-      <w:pPr>
-        <w:spacing w:before="0" w:after="0" w:line="240" w:lineRule="auto"/>
-      </w:pPr>
-      <w:r>
-        <w:rPr>
-          <w:rFonts w:ascii="Courier New" w:hAnsi="Courier New"/>
-          <w:sz w:val="15"/>
-        </w:rPr>
-        <w:t>def main():</w:t>
-      </w:r>
-    </w:p>
-    <w:p>
-      <w:pPr>
-        <w:spacing w:before="0" w:after="0" w:line="240" w:lineRule="auto"/>
-      </w:pPr>
-      <w:r>
-        <w:rPr>
-          <w:rFonts w:ascii="Courier New" w:hAnsi="Courier New"/>
-          <w:sz w:val="15"/>
-        </w:rPr>
-        <w:t xml:space="preserve">    X_train, X_test, y_train, y_test = load_split(scale=True)</w:t>
-      </w:r>
-    </w:p>
-    <w:p>
-      <w:pPr>
-        <w:spacing w:before="0" w:after="0" w:line="240" w:lineRule="auto"/>
-      </w:pPr>
-      <w:r>
-        <w:rPr>
-          <w:rFonts w:ascii="Courier New" w:hAnsi="Courier New"/>
-          <w:sz w:val="15"/>
-        </w:rPr>
-        <w:t xml:space="preserve">    print(f"train={X_train.shape}, test={X_test.shape}")</w:t>
-      </w:r>
-    </w:p>
-    <w:p>
-      <w:pPr>
-        <w:spacing w:before="0" w:after="0" w:line="240" w:lineRule="auto"/>
-      </w:pPr>
-      <w:r>
-        <w:rPr>
-          <w:rFonts w:ascii="Courier New" w:hAnsi="Courier New"/>
-          <w:sz w:val="15"/>
-        </w:rPr>
-        <w:t xml:space="preserve"> </w:t>
-      </w:r>
-    </w:p>
-    <w:p>
-      <w:pPr>
-        <w:spacing w:before="0" w:after="0" w:line="240" w:lineRule="auto"/>
-      </w:pPr>
-      <w:r>
-        <w:rPr>
-          <w:rFonts w:ascii="Courier New" w:hAnsi="Courier New"/>
-          <w:sz w:val="15"/>
-        </w:rPr>
-        <w:t xml:space="preserve">    model = LogisticRegressionScratch(lr=0.5, n_iters=3000, l2=0.0)</w:t>
-      </w:r>
-    </w:p>
-    <w:p>
-      <w:pPr>
-        <w:spacing w:before="0" w:after="0" w:line="240" w:lineRule="auto"/>
-      </w:pPr>
-      <w:r>
-        <w:rPr>
-          <w:rFonts w:ascii="Courier New" w:hAnsi="Courier New"/>
-          <w:sz w:val="15"/>
-        </w:rPr>
-        <w:t xml:space="preserve">    model.fit(X_train, y_train)</w:t>
-      </w:r>
-    </w:p>
-    <w:p>
-      <w:pPr>
-        <w:spacing w:before="0" w:after="0" w:line="240" w:lineRule="auto"/>
-      </w:pPr>
-      <w:r>
-        <w:rPr>
-          <w:rFonts w:ascii="Courier New" w:hAnsi="Courier New"/>
-          <w:sz w:val="15"/>
-        </w:rPr>
-        <w:t xml:space="preserve"> </w:t>
-      </w:r>
-    </w:p>
-    <w:p>
-      <w:pPr>
-        <w:spacing w:before="0" w:after="0" w:line="240" w:lineRule="auto"/>
-      </w:pPr>
-      <w:r>
-        <w:rPr>
-          <w:rFonts w:ascii="Courier New" w:hAnsi="Courier New"/>
-          <w:sz w:val="15"/>
-        </w:rPr>
-        <w:t xml:space="preserve">    preds = model.predict(X_test)</w:t>
-      </w:r>
-    </w:p>
-    <w:p>
-      <w:pPr>
-        <w:spacing w:before="0" w:after="0" w:line="240" w:lineRule="auto"/>
-      </w:pPr>
-      <w:r>
-        <w:rPr>
-          <w:rFonts w:ascii="Courier New" w:hAnsi="Courier New"/>
-          <w:sz w:val="15"/>
-        </w:rPr>
-        <w:t xml:space="preserve">    probs = model.predict_proba(X_test)</w:t>
-      </w:r>
-    </w:p>
-    <w:p>
-      <w:pPr>
-        <w:spacing w:before="0" w:after="0" w:line="240" w:lineRule="auto"/>
-      </w:pPr>
-      <w:r>
-        <w:rPr>
-          <w:rFonts w:ascii="Courier New" w:hAnsi="Courier New"/>
-          <w:sz w:val="15"/>
-        </w:rPr>
-        <w:t xml:space="preserve"> </w:t>
-      </w:r>
-    </w:p>
-    <w:p>
-      <w:pPr>
-        <w:spacing w:before="0" w:after="0" w:line="240" w:lineRule="auto"/>
-      </w:pPr>
-      <w:r>
-        <w:rPr>
-          <w:rFonts w:ascii="Courier New" w:hAnsi="Courier New"/>
-          <w:sz w:val="15"/>
-        </w:rPr>
-        <w:t xml:space="preserve">    acc = accuracy_score(y_test, preds)</w:t>
-      </w:r>
-    </w:p>
-    <w:p>
-      <w:pPr>
-        <w:spacing w:before="0" w:after="0" w:line="240" w:lineRule="auto"/>
-      </w:pPr>
-      <w:r>
-        <w:rPr>
-          <w:rFonts w:ascii="Courier New" w:hAnsi="Courier New"/>
-          <w:sz w:val="15"/>
-        </w:rPr>
-        <w:t xml:space="preserve">    cm = confusion_matrix(y_test, preds)</w:t>
-      </w:r>
-    </w:p>
-    <w:p>
-      <w:pPr>
-        <w:spacing w:before="0" w:after="0" w:line="240" w:lineRule="auto"/>
-      </w:pPr>
-      <w:r>
-        <w:rPr>
-          <w:rFonts w:ascii="Courier New" w:hAnsi="Courier New"/>
-          <w:sz w:val="15"/>
-        </w:rPr>
-        <w:t xml:space="preserve">    report = classification_report(y_test, preds, target_names=["non-edge", "edge"])</w:t>
-      </w:r>
-    </w:p>
-    <w:p>
-      <w:pPr>
-        <w:spacing w:before="0" w:after="0" w:line="240" w:lineRule="auto"/>
-      </w:pPr>
-      <w:r>
-        <w:rPr>
-          <w:rFonts w:ascii="Courier New" w:hAnsi="Courier New"/>
-          <w:sz w:val="15"/>
-        </w:rPr>
-        <w:t xml:space="preserve">    print(f"Test accuracy: {acc:.4f}")</w:t>
-      </w:r>
-    </w:p>
-    <w:p>
-      <w:pPr>
-        <w:spacing w:before="0" w:after="0" w:line="240" w:lineRule="auto"/>
-      </w:pPr>
-      <w:r>
-        <w:rPr>
-          <w:rFonts w:ascii="Courier New" w:hAnsi="Courier New"/>
-          <w:sz w:val="15"/>
-        </w:rPr>
-        <w:t xml:space="preserve">    print(report)</w:t>
-      </w:r>
-    </w:p>
-    <w:p>
-      <w:pPr>
-        <w:spacing w:before="0" w:after="0" w:line="240" w:lineRule="auto"/>
-      </w:pPr>
-      <w:r>
-        <w:rPr>
-          <w:rFonts w:ascii="Courier New" w:hAnsi="Courier New"/>
-          <w:sz w:val="15"/>
-        </w:rPr>
-        <w:t xml:space="preserve"> </w:t>
-      </w:r>
-    </w:p>
-    <w:p>
-      <w:pPr>
-        <w:spacing w:before="0" w:after="0" w:line="240" w:lineRule="auto"/>
-      </w:pPr>
-      <w:r>
-        <w:rPr>
-          <w:rFonts w:ascii="Courier New" w:hAnsi="Courier New"/>
-          <w:sz w:val="15"/>
-        </w:rPr>
-        <w:t xml:space="preserve">    fig, ax = plt.subplots(figsize=(6, 4))</w:t>
-      </w:r>
-    </w:p>
-    <w:p>
-      <w:pPr>
-        <w:spacing w:before="0" w:after="0" w:line="240" w:lineRule="auto"/>
-      </w:pPr>
-      <w:r>
-        <w:rPr>
-          <w:rFonts w:ascii="Courier New" w:hAnsi="Courier New"/>
-          <w:sz w:val="15"/>
-        </w:rPr>
-        <w:t xml:space="preserve">    ax.plot(np.arange(len(model.loss_history)) * 20, model.loss_history)</w:t>
-      </w:r>
-    </w:p>
-    <w:p>
-      <w:pPr>
-        <w:spacing w:before="0" w:after="0" w:line="240" w:lineRule="auto"/>
-      </w:pPr>
-      <w:r>
-        <w:rPr>
-          <w:rFonts w:ascii="Courier New" w:hAnsi="Courier New"/>
-          <w:sz w:val="15"/>
-        </w:rPr>
-        <w:t xml:space="preserve">    ax.set_xlabel("iteration")</w:t>
-      </w:r>
-    </w:p>
-    <w:p>
-      <w:pPr>
-        <w:spacing w:before="0" w:after="0" w:line="240" w:lineRule="auto"/>
-      </w:pPr>
-      <w:r>
-        <w:rPr>
-          <w:rFonts w:ascii="Courier New" w:hAnsi="Courier New"/>
-          <w:sz w:val="15"/>
-        </w:rPr>
-        <w:t xml:space="preserve">    ax.set_ylabel("binary cross-entropy loss")</w:t>
-      </w:r>
-    </w:p>
-    <w:p>
-      <w:pPr>
-        <w:spacing w:before="0" w:after="0" w:line="240" w:lineRule="auto"/>
-      </w:pPr>
-      <w:r>
-        <w:rPr>
-          <w:rFonts w:ascii="Courier New" w:hAnsi="Courier New"/>
-          <w:sz w:val="15"/>
-        </w:rPr>
-        <w:t xml:space="preserve">    ax.set_title("Logistic Regression (from scratch): gradient descent convergence")</w:t>
-      </w:r>
-    </w:p>
-    <w:p>
-      <w:pPr>
-        <w:spacing w:before="0" w:after="0" w:line="240" w:lineRule="auto"/>
-      </w:pPr>
-      <w:r>
-        <w:rPr>
-          <w:rFonts w:ascii="Courier New" w:hAnsi="Courier New"/>
-          <w:sz w:val="15"/>
-        </w:rPr>
-        <w:t xml:space="preserve">    plt.tight_layout()</w:t>
-      </w:r>
-    </w:p>
-    <w:p>
-      <w:pPr>
-        <w:spacing w:before="0" w:after="0" w:line="240" w:lineRule="auto"/>
-      </w:pPr>
-      <w:r>
-        <w:rPr>
-          <w:rFonts w:ascii="Courier New" w:hAnsi="Courier New"/>
-          <w:sz w:val="15"/>
-        </w:rPr>
-        <w:t xml:space="preserve">    plt.savefig(FIG_DIR / "q4_logreg_loss_curve.png", bbox_inches="tight")</w:t>
-      </w:r>
-    </w:p>
-    <w:p>
-      <w:pPr>
-        <w:spacing w:before="0" w:after="0" w:line="240" w:lineRule="auto"/>
-      </w:pPr>
-      <w:r>
-        <w:rPr>
-          <w:rFonts w:ascii="Courier New" w:hAnsi="Courier New"/>
-          <w:sz w:val="15"/>
-        </w:rPr>
-        <w:t xml:space="preserve">    plt.close()</w:t>
-      </w:r>
-    </w:p>
-    <w:p>
-      <w:pPr>
-        <w:spacing w:before="0" w:after="0" w:line="240" w:lineRule="auto"/>
-      </w:pPr>
-      <w:r>
-        <w:rPr>
-          <w:rFonts w:ascii="Courier New" w:hAnsi="Courier New"/>
-          <w:sz w:val="15"/>
-        </w:rPr>
-        <w:t xml:space="preserve"> </w:t>
-      </w:r>
-    </w:p>
-    <w:p>
-      <w:pPr>
-        <w:spacing w:before="0" w:after="0" w:line="240" w:lineRule="auto"/>
-      </w:pPr>
-      <w:r>
-        <w:rPr>
-          <w:rFonts w:ascii="Courier New" w:hAnsi="Courier New"/>
-          <w:sz w:val="15"/>
-        </w:rPr>
-        <w:t xml:space="preserve">    coefs = sorted(zip(FEATURE_COLS, model.w[1:]), key=lambda t: -abs(t[1]))</w:t>
-      </w:r>
-    </w:p>
-    <w:p>
-      <w:pPr>
-        <w:spacing w:before="0" w:after="0" w:line="240" w:lineRule="auto"/>
-      </w:pPr>
-      <w:r>
-        <w:rPr>
-          <w:rFonts w:ascii="Courier New" w:hAnsi="Courier New"/>
-          <w:sz w:val="15"/>
-        </w:rPr>
-        <w:t xml:space="preserve">    print("Learned weights (standardized features):")</w:t>
-      </w:r>
-    </w:p>
-    <w:p>
-      <w:pPr>
-        <w:spacing w:before="0" w:after="0" w:line="240" w:lineRule="auto"/>
-      </w:pPr>
-      <w:r>
-        <w:rPr>
-          <w:rFonts w:ascii="Courier New" w:hAnsi="Courier New"/>
-          <w:sz w:val="15"/>
-        </w:rPr>
-        <w:t xml:space="preserve">    for name, w in coefs:</w:t>
-      </w:r>
-    </w:p>
-    <w:p>
-      <w:pPr>
-        <w:spacing w:before="0" w:after="0" w:line="240" w:lineRule="auto"/>
-      </w:pPr>
-      <w:r>
-        <w:rPr>
-          <w:rFonts w:ascii="Courier New" w:hAnsi="Courier New"/>
-          <w:sz w:val="15"/>
-        </w:rPr>
-        <w:t xml:space="preserve">        print(f"  {name:12s} {w:+.4f}")</w:t>
-      </w:r>
-    </w:p>
-    <w:p>
-      <w:pPr>
-        <w:spacing w:before="0" w:after="0" w:line="240" w:lineRule="auto"/>
-      </w:pPr>
-      <w:r>
-        <w:rPr>
-          <w:rFonts w:ascii="Courier New" w:hAnsi="Courier New"/>
-          <w:sz w:val="15"/>
-        </w:rPr>
-        <w:t xml:space="preserve"> </w:t>
-      </w:r>
-    </w:p>
-    <w:p>
-      <w:pPr>
-        <w:spacing w:before="0" w:after="0" w:line="240" w:lineRule="auto"/>
-      </w:pPr>
-      <w:r>
-        <w:rPr>
-          <w:rFonts w:ascii="Courier New" w:hAnsi="Courier New"/>
-          <w:sz w:val="15"/>
-        </w:rPr>
-        <w:t xml:space="preserve">    fig, ax = plt.subplots(figsize=(6, 4))</w:t>
-      </w:r>
-    </w:p>
-    <w:p>
-      <w:pPr>
-        <w:spacing w:before="0" w:after="0" w:line="240" w:lineRule="auto"/>
-      </w:pPr>
-      <w:r>
-        <w:rPr>
-          <w:rFonts w:ascii="Courier New" w:hAnsi="Courier New"/>
-          <w:sz w:val="15"/>
-        </w:rPr>
-        <w:t xml:space="preserve">    names, ws = zip(*coefs)</w:t>
-      </w:r>
-    </w:p>
-    <w:p>
-      <w:pPr>
-        <w:spacing w:before="0" w:after="0" w:line="240" w:lineRule="auto"/>
-      </w:pPr>
-      <w:r>
-        <w:rPr>
-          <w:rFonts w:ascii="Courier New" w:hAnsi="Courier New"/>
-          <w:sz w:val="15"/>
-        </w:rPr>
-        <w:t xml:space="preserve">    colors = ["#C44E52" if w &lt; 0 else "#4C72B0" for w in ws]</w:t>
-      </w:r>
-    </w:p>
-    <w:p>
-      <w:pPr>
-        <w:spacing w:before="0" w:after="0" w:line="240" w:lineRule="auto"/>
-      </w:pPr>
-      <w:r>
-        <w:rPr>
-          <w:rFonts w:ascii="Courier New" w:hAnsi="Courier New"/>
-          <w:sz w:val="15"/>
-        </w:rPr>
-        <w:t xml:space="preserve">    ax.barh(names, ws, color=colors)</w:t>
-      </w:r>
-    </w:p>
-    <w:p>
-      <w:pPr>
-        <w:spacing w:before="0" w:after="0" w:line="240" w:lineRule="auto"/>
-      </w:pPr>
-      <w:r>
-        <w:rPr>
-          <w:rFonts w:ascii="Courier New" w:hAnsi="Courier New"/>
-          <w:sz w:val="15"/>
-        </w:rPr>
-        <w:t xml:space="preserve">    ax.invert_yaxis()</w:t>
-      </w:r>
-    </w:p>
-    <w:p>
-      <w:pPr>
-        <w:spacing w:before="0" w:after="0" w:line="240" w:lineRule="auto"/>
-      </w:pPr>
-      <w:r>
-        <w:rPr>
-          <w:rFonts w:ascii="Courier New" w:hAnsi="Courier New"/>
-          <w:sz w:val="15"/>
-        </w:rPr>
-        <w:t xml:space="preserve">    ax.set_xlabel("weight (standardized features)")</w:t>
-      </w:r>
-    </w:p>
-    <w:p>
-      <w:pPr>
-        <w:spacing w:before="0" w:after="0" w:line="240" w:lineRule="auto"/>
-      </w:pPr>
-      <w:r>
-        <w:rPr>
-          <w:rFonts w:ascii="Courier New" w:hAnsi="Courier New"/>
-          <w:sz w:val="15"/>
-        </w:rPr>
-        <w:t xml:space="preserve">    ax.set_title("Logistic Regression coefficients")</w:t>
-      </w:r>
-    </w:p>
-    <w:p>
-      <w:pPr>
-        <w:spacing w:before="0" w:after="0" w:line="240" w:lineRule="auto"/>
-      </w:pPr>
-      <w:r>
-        <w:rPr>
-          <w:rFonts w:ascii="Courier New" w:hAnsi="Courier New"/>
-          <w:sz w:val="15"/>
-        </w:rPr>
-        <w:t xml:space="preserve">    plt.tight_layout()</w:t>
-      </w:r>
-    </w:p>
-    <w:p>
-      <w:pPr>
-        <w:spacing w:before="0" w:after="0" w:line="240" w:lineRule="auto"/>
-      </w:pPr>
-      <w:r>
-        <w:rPr>
-          <w:rFonts w:ascii="Courier New" w:hAnsi="Courier New"/>
-          <w:sz w:val="15"/>
-        </w:rPr>
-        <w:t xml:space="preserve">    plt.savefig(FIG_DIR / "q4_logreg_coefficients.png", bbox_inches="tight")</w:t>
-      </w:r>
-    </w:p>
-    <w:p>
-      <w:pPr>
-        <w:spacing w:before="0" w:after="0" w:line="240" w:lineRule="auto"/>
-      </w:pPr>
-      <w:r>
-        <w:rPr>
-          <w:rFonts w:ascii="Courier New" w:hAnsi="Courier New"/>
-          <w:sz w:val="15"/>
-        </w:rPr>
-        <w:t xml:space="preserve">    plt.close()</w:t>
-      </w:r>
-    </w:p>
-    <w:p>
-      <w:pPr>
-        <w:spacing w:before="0" w:after="0" w:line="240" w:lineRule="auto"/>
-      </w:pPr>
-      <w:r>
-        <w:rPr>
-          <w:rFonts w:ascii="Courier New" w:hAnsi="Courier New"/>
-          <w:sz w:val="15"/>
-        </w:rPr>
-        <w:t xml:space="preserve"> </w:t>
-      </w:r>
-    </w:p>
-    <w:p>
-      <w:pPr>
-        <w:spacing w:before="0" w:after="0" w:line="240" w:lineRule="auto"/>
-      </w:pPr>
-      <w:r>
-        <w:rPr>
-          <w:rFonts w:ascii="Courier New" w:hAnsi="Courier New"/>
-          <w:sz w:val="15"/>
-        </w:rPr>
-        <w:t xml:space="preserve">    save_metrics("q4_logistic_regression", {</w:t>
-      </w:r>
-    </w:p>
-    <w:p>
-      <w:pPr>
-        <w:spacing w:before="0" w:after="0" w:line="240" w:lineRule="auto"/>
-      </w:pPr>
-      <w:r>
-        <w:rPr>
-          <w:rFonts w:ascii="Courier New" w:hAnsi="Courier New"/>
-          <w:sz w:val="15"/>
-        </w:rPr>
-        <w:t xml:space="preserve">        "test_accuracy": acc,</w:t>
-      </w:r>
-    </w:p>
-    <w:p>
-      <w:pPr>
-        <w:spacing w:before="0" w:after="0" w:line="240" w:lineRule="auto"/>
-      </w:pPr>
-      <w:r>
-        <w:rPr>
-          <w:rFonts w:ascii="Courier New" w:hAnsi="Courier New"/>
-          <w:sz w:val="15"/>
-        </w:rPr>
-        <w:t xml:space="preserve">        "confusion_matrix": cm.tolist(),</w:t>
-      </w:r>
-    </w:p>
-    <w:p>
-      <w:pPr>
-        <w:spacing w:before="0" w:after="0" w:line="240" w:lineRule="auto"/>
-      </w:pPr>
-      <w:r>
-        <w:rPr>
-          <w:rFonts w:ascii="Courier New" w:hAnsi="Courier New"/>
-          <w:sz w:val="15"/>
-        </w:rPr>
-        <w:t xml:space="preserve">        "classification_report": report,</w:t>
-      </w:r>
-    </w:p>
-    <w:p>
-      <w:pPr>
-        <w:spacing w:before="0" w:after="0" w:line="240" w:lineRule="auto"/>
-      </w:pPr>
-      <w:r>
-        <w:rPr>
-          <w:rFonts w:ascii="Courier New" w:hAnsi="Courier New"/>
-          <w:sz w:val="15"/>
-        </w:rPr>
-        <w:t xml:space="preserve">        "final_loss": model.loss_history[-1],</w:t>
-      </w:r>
-    </w:p>
-    <w:p>
-      <w:pPr>
-        <w:spacing w:before="0" w:after="0" w:line="240" w:lineRule="auto"/>
-      </w:pPr>
-      <w:r>
-        <w:rPr>
-          <w:rFonts w:ascii="Courier New" w:hAnsi="Courier New"/>
-          <w:sz w:val="15"/>
-        </w:rPr>
-        <w:t xml:space="preserve">        "weights": {n: float(w) for n, w in zip(FEATURE_COLS, model.w[1:])},</w:t>
-      </w:r>
-    </w:p>
-    <w:p>
-      <w:pPr>
-        <w:spacing w:before="0" w:after="0" w:line="240" w:lineRule="auto"/>
-      </w:pPr>
-      <w:r>
-        <w:rPr>
-          <w:rFonts w:ascii="Courier New" w:hAnsi="Courier New"/>
-          <w:sz w:val="15"/>
-        </w:rPr>
-        <w:t xml:space="preserve">        "bias": float(model.w[0]),</w:t>
-      </w:r>
-    </w:p>
-    <w:p>
-      <w:pPr>
-        <w:spacing w:before="0" w:after="0" w:line="240" w:lineRule="auto"/>
-      </w:pPr>
-      <w:r>
-        <w:rPr>
-          <w:rFonts w:ascii="Courier New" w:hAnsi="Courier New"/>
-          <w:sz w:val="15"/>
-        </w:rPr>
-        <w:t xml:space="preserve">    })</w:t>
-      </w:r>
-    </w:p>
-    <w:p>
-      <w:pPr>
-        <w:spacing w:before="0" w:after="0" w:line="240" w:lineRule="auto"/>
-      </w:pPr>
-      <w:r>
-        <w:rPr>
-          <w:rFonts w:ascii="Courier New" w:hAnsi="Courier New"/>
-          <w:sz w:val="15"/>
-        </w:rPr>
-        <w:t xml:space="preserve"> </w:t>
-      </w:r>
-    </w:p>
-    <w:p>
-      <w:pPr>
-        <w:spacing w:before="0" w:after="0" w:line="240" w:lineRule="auto"/>
-      </w:pPr>
-      <w:r>
-        <w:rPr>
-          <w:rFonts w:ascii="Courier New" w:hAnsi="Courier New"/>
-          <w:sz w:val="15"/>
-        </w:rPr>
-        <w:t xml:space="preserve"> </w:t>
-      </w:r>
-    </w:p>
-    <w:p>
-      <w:pPr>
-        <w:spacing w:before="0" w:after="0" w:line="240" w:lineRule="auto"/>
-      </w:pPr>
-      <w:r>
-        <w:rPr>
-          <w:rFonts w:ascii="Courier New" w:hAnsi="Courier New"/>
-          <w:sz w:val="15"/>
-        </w:rPr>
-        <w:t>if __name__ == "__main__":</w:t>
-      </w:r>
-    </w:p>
-    <w:p>
-      <w:pPr>
-        <w:spacing w:before="0" w:after="0" w:line="240" w:lineRule="auto"/>
-      </w:pPr>
-      <w:r>
-        <w:rPr>
-          <w:rFonts w:ascii="Courier New" w:hAnsi="Courier New"/>
-          <w:sz w:val="15"/>
-        </w:rPr>
-        <w:t xml:space="preserve">    main()</w:t>
-      </w:r>
-    </w:p>
-    <w:p>
-      <w:pPr>
-        <w:spacing w:before="120" w:after="60"/>
-      </w:pPr>
-      <w:r>
-        <w:rPr>
-          <w:b/>
-          <w:color w:val="1F4E79"/>
-          <w:sz w:val="26"/>
-        </w:rPr>
-        <w:t>Output</w:t>
+        <w:t>Key code section (function definitions, core algorithm, and key parameter settings):</w:t>
       </w:r>
     </w:p>
     <w:tbl>
       <w:tblPr>
-        <w:tblStyle w:val="LightGrid-Accent1"/>
         <w:tblW w:type="auto" w:w="0"/>
+        <w:tblLayout w:type="autofit"/>
         <w:tblLook w:firstColumn="1" w:firstRow="1" w:lastColumn="0" w:lastRow="0" w:noHBand="0" w:noVBand="1" w:val="04A0"/>
       </w:tblPr>
       <w:tblGrid>
-        <w:gridCol w:w="5112"/>
-        <w:gridCol w:w="5112"/>
+        <w:gridCol w:w="9314"/>
       </w:tblGrid>
       <w:tr>
         <w:tc>
           <w:tcPr>
-            <w:tcW w:type="dxa" w:w="5112"/>
+            <w:tcW w:type="dxa" w:w="9314"/>
+            <w:shd w:val="clear" w:fill="F2F2F2"/>
           </w:tcPr>
           <w:p>
+            <w:pPr>
+              <w:spacing w:before="0" w:after="0" w:line="240" w:lineRule="auto"/>
+            </w:pPr>
+            <w:r/>
             <w:r>
               <w:rPr>
-                <w:b/>
-                <w:sz w:val="18"/>
+                <w:rFonts w:ascii="Consolas" w:hAnsi="Consolas"/>
+                <w:sz w:val="19"/>
               </w:rPr>
-              <w:t>Metric</w:t>
+              <w:t>class LogisticRegressionScratch:</w:t>
             </w:r>
           </w:p>
-        </w:tc>
-        <w:tc>
-          <w:tcPr>
-            <w:tcW w:type="dxa" w:w="5112"/>
-          </w:tcPr>
           <w:p>
+            <w:pPr>
+              <w:spacing w:before="0" w:after="0" w:line="240" w:lineRule="auto"/>
+            </w:pPr>
             <w:r>
               <w:rPr>
-                <w:b/>
-                <w:sz w:val="18"/>
+                <w:rFonts w:ascii="Consolas" w:hAnsi="Consolas"/>
+                <w:sz w:val="19"/>
               </w:rPr>
-              <w:t>Value</w:t>
+              <w:t xml:space="preserve">    def __init__(self, lr=0.5, n_iters=3000):</w:t>
             </w:r>
           </w:p>
-        </w:tc>
-      </w:tr>
-      <w:tr>
-        <w:tc>
-          <w:tcPr>
-            <w:tcW w:type="dxa" w:w="5112"/>
-          </w:tcPr>
           <w:p>
+            <w:pPr>
+              <w:spacing w:before="0" w:after="0" w:line="240" w:lineRule="auto"/>
+            </w:pPr>
             <w:r>
               <w:rPr>
-                <w:sz w:val="18"/>
+                <w:rFonts w:ascii="Consolas" w:hAnsi="Consolas"/>
+                <w:sz w:val="19"/>
               </w:rPr>
-              <w:t>Test accuracy</w:t>
+              <w:t xml:space="preserve">        self.lr, self.n_iters = lr, n_iters</w:t>
             </w:r>
           </w:p>
-        </w:tc>
-        <w:tc>
-          <w:tcPr>
-            <w:tcW w:type="dxa" w:w="5112"/>
-          </w:tcPr>
           <w:p>
+            <w:pPr>
+              <w:spacing w:before="0" w:after="0" w:line="240" w:lineRule="auto"/>
+            </w:pPr>
             <w:r>
               <w:rPr>
-                <w:sz w:val="18"/>
+                <w:rFonts w:ascii="Consolas" w:hAnsi="Consolas"/>
+                <w:sz w:val="19"/>
               </w:rPr>
-              <w:t>0.7300</w:t>
+              <w:t xml:space="preserve"> </w:t>
             </w:r>
           </w:p>
-        </w:tc>
-      </w:tr>
-      <w:tr>
-        <w:tc>
-          <w:tcPr>
-            <w:tcW w:type="dxa" w:w="5112"/>
-          </w:tcPr>
           <w:p>
+            <w:pPr>
+              <w:spacing w:before="0" w:after="0" w:line="240" w:lineRule="auto"/>
+            </w:pPr>
             <w:r>
               <w:rPr>
-                <w:sz w:val="18"/>
+                <w:rFonts w:ascii="Consolas" w:hAnsi="Consolas"/>
+                <w:sz w:val="19"/>
               </w:rPr>
-              <w:t>Final training loss</w:t>
+              <w:t xml:space="preserve">    @staticmethod</w:t>
             </w:r>
           </w:p>
-        </w:tc>
-        <w:tc>
-          <w:tcPr>
-            <w:tcW w:type="dxa" w:w="5112"/>
-          </w:tcPr>
           <w:p>
+            <w:pPr>
+              <w:spacing w:before="0" w:after="0" w:line="240" w:lineRule="auto"/>
+            </w:pPr>
             <w:r>
               <w:rPr>
-                <w:sz w:val="18"/>
+                <w:rFonts w:ascii="Consolas" w:hAnsi="Consolas"/>
+                <w:sz w:val="19"/>
               </w:rPr>
-              <w:t>0.5401</w:t>
+              <w:t xml:space="preserve">    def _sigmoid(z):</w:t>
             </w:r>
           </w:p>
-        </w:tc>
-      </w:tr>
-      <w:tr>
-        <w:tc>
-          <w:tcPr>
-            <w:tcW w:type="dxa" w:w="5112"/>
-          </w:tcPr>
           <w:p>
+            <w:pPr>
+              <w:spacing w:before="0" w:after="0" w:line="240" w:lineRule="auto"/>
+            </w:pPr>
             <w:r>
               <w:rPr>
-                <w:sz w:val="18"/>
+                <w:rFonts w:ascii="Consolas" w:hAnsi="Consolas"/>
+                <w:sz w:val="19"/>
               </w:rPr>
-              <w:t>Top weight</w:t>
+              <w:t xml:space="preserve">        return 1.0 / (1.0 + np.exp(-z))</w:t>
             </w:r>
           </w:p>
-        </w:tc>
-        <w:tc>
-          <w:tcPr>
-            <w:tcW w:type="dxa" w:w="5112"/>
-          </w:tcPr>
           <w:p>
+            <w:pPr>
+              <w:spacing w:before="0" w:after="0" w:line="240" w:lineRule="auto"/>
+            </w:pPr>
             <w:r>
               <w:rPr>
-                <w:sz w:val="18"/>
+                <w:rFonts w:ascii="Consolas" w:hAnsi="Consolas"/>
+                <w:sz w:val="19"/>
               </w:rPr>
-              <w:t>local_std = +1.562</w:t>
+              <w:t xml:space="preserve"> </w:t>
+            </w:r>
+          </w:p>
+          <w:p>
+            <w:pPr>
+              <w:spacing w:before="0" w:after="0" w:line="240" w:lineRule="auto"/>
+            </w:pPr>
+            <w:r>
+              <w:rPr>
+                <w:rFonts w:ascii="Consolas" w:hAnsi="Consolas"/>
+                <w:sz w:val="19"/>
+              </w:rPr>
+              <w:t xml:space="preserve">    def fit(self, X, y):</w:t>
+            </w:r>
+          </w:p>
+          <w:p>
+            <w:pPr>
+              <w:spacing w:before="0" w:after="0" w:line="240" w:lineRule="auto"/>
+            </w:pPr>
+            <w:r>
+              <w:rPr>
+                <w:rFonts w:ascii="Consolas" w:hAnsi="Consolas"/>
+                <w:sz w:val="19"/>
+              </w:rPr>
+              <w:t xml:space="preserve">        n, d = X.shape</w:t>
+            </w:r>
+          </w:p>
+          <w:p>
+            <w:pPr>
+              <w:spacing w:before="0" w:after="0" w:line="240" w:lineRule="auto"/>
+            </w:pPr>
+            <w:r>
+              <w:rPr>
+                <w:rFonts w:ascii="Consolas" w:hAnsi="Consolas"/>
+                <w:sz w:val="19"/>
+              </w:rPr>
+              <w:t xml:space="preserve">        Xb = np.hstack([np.ones((n, 1)), X])   # bias term</w:t>
+            </w:r>
+          </w:p>
+          <w:p>
+            <w:pPr>
+              <w:spacing w:before="0" w:after="0" w:line="240" w:lineRule="auto"/>
+            </w:pPr>
+            <w:r>
+              <w:rPr>
+                <w:rFonts w:ascii="Consolas" w:hAnsi="Consolas"/>
+                <w:sz w:val="19"/>
+              </w:rPr>
+              <w:t xml:space="preserve">        self.w = np.zeros(d + 1)</w:t>
+            </w:r>
+          </w:p>
+          <w:p>
+            <w:pPr>
+              <w:spacing w:before="0" w:after="0" w:line="240" w:lineRule="auto"/>
+            </w:pPr>
+            <w:r>
+              <w:rPr>
+                <w:rFonts w:ascii="Consolas" w:hAnsi="Consolas"/>
+                <w:sz w:val="19"/>
+              </w:rPr>
+              <w:t xml:space="preserve">        for it in range(self.n_iters):</w:t>
+            </w:r>
+          </w:p>
+          <w:p>
+            <w:pPr>
+              <w:spacing w:before="0" w:after="0" w:line="240" w:lineRule="auto"/>
+            </w:pPr>
+            <w:r>
+              <w:rPr>
+                <w:rFonts w:ascii="Consolas" w:hAnsi="Consolas"/>
+                <w:sz w:val="19"/>
+              </w:rPr>
+              <w:t xml:space="preserve">            p = self._sigmoid(Xb @ self.w)</w:t>
+            </w:r>
+          </w:p>
+          <w:p>
+            <w:pPr>
+              <w:spacing w:before="0" w:after="0" w:line="240" w:lineRule="auto"/>
+            </w:pPr>
+            <w:r>
+              <w:rPr>
+                <w:rFonts w:ascii="Consolas" w:hAnsi="Consolas"/>
+                <w:sz w:val="19"/>
+              </w:rPr>
+              <w:t xml:space="preserve">            grad = Xb.T @ (p - y) / n           # BCE gradient</w:t>
+            </w:r>
+          </w:p>
+          <w:p>
+            <w:pPr>
+              <w:spacing w:before="0" w:after="0" w:line="240" w:lineRule="auto"/>
+            </w:pPr>
+            <w:r>
+              <w:rPr>
+                <w:rFonts w:ascii="Consolas" w:hAnsi="Consolas"/>
+                <w:sz w:val="19"/>
+              </w:rPr>
+              <w:t xml:space="preserve">            self.w -= self.lr * grad            # gradient descent step</w:t>
+            </w:r>
+          </w:p>
+          <w:p>
+            <w:pPr>
+              <w:spacing w:before="0" w:after="0" w:line="240" w:lineRule="auto"/>
+            </w:pPr>
+            <w:r>
+              <w:rPr>
+                <w:rFonts w:ascii="Consolas" w:hAnsi="Consolas"/>
+                <w:sz w:val="19"/>
+              </w:rPr>
+              <w:t xml:space="preserve">        return self</w:t>
+            </w:r>
+          </w:p>
+          <w:p>
+            <w:pPr>
+              <w:spacing w:before="0" w:after="0" w:line="240" w:lineRule="auto"/>
+            </w:pPr>
+            <w:r>
+              <w:rPr>
+                <w:rFonts w:ascii="Consolas" w:hAnsi="Consolas"/>
+                <w:sz w:val="19"/>
+              </w:rPr>
+              <w:t xml:space="preserve"> </w:t>
+            </w:r>
+          </w:p>
+          <w:p>
+            <w:pPr>
+              <w:spacing w:before="0" w:after="0" w:line="240" w:lineRule="auto"/>
+            </w:pPr>
+            <w:r>
+              <w:rPr>
+                <w:rFonts w:ascii="Consolas" w:hAnsi="Consolas"/>
+                <w:sz w:val="19"/>
+              </w:rPr>
+              <w:t xml:space="preserve">    def predict(self, X, threshold=0.5):</w:t>
+            </w:r>
+          </w:p>
+          <w:p>
+            <w:pPr>
+              <w:spacing w:before="0" w:after="0" w:line="240" w:lineRule="auto"/>
+            </w:pPr>
+            <w:r>
+              <w:rPr>
+                <w:rFonts w:ascii="Consolas" w:hAnsi="Consolas"/>
+                <w:sz w:val="19"/>
+              </w:rPr>
+              <w:t xml:space="preserve">        Xb = np.hstack([np.ones((len(X), 1)), X])</w:t>
+            </w:r>
+          </w:p>
+          <w:p>
+            <w:pPr>
+              <w:spacing w:before="0" w:after="0" w:line="240" w:lineRule="auto"/>
+            </w:pPr>
+            <w:r>
+              <w:rPr>
+                <w:rFonts w:ascii="Consolas" w:hAnsi="Consolas"/>
+                <w:sz w:val="19"/>
+              </w:rPr>
+              <w:t xml:space="preserve">        return (self._sigmoid(Xb @ self.w) &gt;= threshold).astype(int)</w:t>
+            </w:r>
+          </w:p>
+          <w:p>
+            <w:pPr>
+              <w:spacing w:before="0" w:after="0" w:line="240" w:lineRule="auto"/>
+            </w:pPr>
+            <w:r>
+              <w:rPr>
+                <w:rFonts w:ascii="Consolas" w:hAnsi="Consolas"/>
+                <w:sz w:val="19"/>
+              </w:rPr>
+              <w:t xml:space="preserve"> </w:t>
+            </w:r>
+          </w:p>
+          <w:p>
+            <w:pPr>
+              <w:spacing w:before="0" w:after="0" w:line="240" w:lineRule="auto"/>
+            </w:pPr>
+            <w:r>
+              <w:rPr>
+                <w:rFonts w:ascii="Consolas" w:hAnsi="Consolas"/>
+                <w:sz w:val="19"/>
+              </w:rPr>
+              <w:t>model = LogisticRegressionScratch(lr=0.5, n_iters=3000).fit(X_train, y_train)</w:t>
             </w:r>
           </w:p>
         </w:tc>
       </w:tr>
     </w:tbl>
-    <w:p/>
     <w:p>
       <w:pPr>
+        <w:spacing w:before="0" w:after="160" w:line="240" w:lineRule="auto"/>
+      </w:pPr>
+      <w:r>
+        <w:rPr>
+          <w:rFonts w:ascii="Times New Roman" w:hAnsi="Times New Roman"/>
+          <w:sz w:val="24"/>
+        </w:rPr>
+        <w:t xml:space="preserve">Full executable program: </w:t>
+      </w:r>
+      <w:r>
+        <w:rPr>
+          <w:rFonts w:ascii="Times New Roman" w:hAnsi="Times New Roman"/>
+          <w:i/>
+          <w:sz w:val="24"/>
+        </w:rPr>
+        <w:t>scripts/q4_logistic_regression.py</w:t>
+      </w:r>
+      <w:r>
+        <w:rPr>
+          <w:rFonts w:ascii="Times New Roman" w:hAnsi="Times New Roman"/>
+          <w:sz w:val="24"/>
+        </w:rPr>
+        <w:t xml:space="preserve"> — maintained digitally on GitHub: </w:t>
+      </w:r>
+      <w:r>
+        <w:rPr>
+          <w:rFonts w:ascii="Times New Roman" w:hAnsi="Times New Roman"/>
+          <w:i/>
+          <w:sz w:val="24"/>
+        </w:rPr>
+        <w:t>https://github.com/Ak62007/SML-Lab-ED408</w:t>
+      </w:r>
+    </w:p>
+    <w:p>
+      <w:pPr>
+        <w:spacing w:before="200" w:after="80" w:line="240" w:lineRule="auto"/>
+      </w:pPr>
+      <w:r>
+        <w:rPr>
+          <w:rFonts w:ascii="Times New Roman" w:hAnsi="Times New Roman"/>
+          <w:b/>
+          <w:color w:val="1F3B5C"/>
+          <w:sz w:val="26"/>
+        </w:rPr>
+        <w:t>3. Output + Analysis</w:t>
+      </w:r>
+    </w:p>
+    <w:p>
+      <w:pPr>
+        <w:spacing w:before="120" w:after="60" w:line="240" w:lineRule="auto"/>
+      </w:pPr>
+      <w:r>
+        <w:rPr>
+          <w:rFonts w:ascii="Times New Roman" w:hAnsi="Times New Roman"/>
+          <w:b/>
+          <w:sz w:val="24"/>
+        </w:rPr>
+        <w:t>Parameters:</w:t>
+      </w:r>
+    </w:p>
+    <w:p>
+      <w:pPr>
+        <w:spacing w:before="0" w:after="40" w:line="240" w:lineRule="auto"/>
+      </w:pPr>
+      <w:r>
+        <w:rPr>
+          <w:rFonts w:ascii="Times New Roman" w:hAnsi="Times New Roman"/>
+          <w:b/>
+          <w:sz w:val="24"/>
+        </w:rPr>
+        <w:t xml:space="preserve">Feature Set: </w:t>
+      </w:r>
+      <w:r>
+        <w:rPr>
+          <w:rFonts w:ascii="Times New Roman" w:hAnsi="Times New Roman"/>
+          <w:sz w:val="24"/>
+        </w:rPr>
+        <w:t>10 standardized features</w:t>
+      </w:r>
+    </w:p>
+    <w:p>
+      <w:pPr>
+        <w:spacing w:before="0" w:after="40" w:line="240" w:lineRule="auto"/>
+      </w:pPr>
+      <w:r>
+        <w:rPr>
+          <w:rFonts w:ascii="Times New Roman" w:hAnsi="Times New Roman"/>
+          <w:b/>
+          <w:sz w:val="24"/>
+        </w:rPr>
+        <w:t xml:space="preserve">Train / Test Split: </w:t>
+      </w:r>
+      <w:r>
+        <w:rPr>
+          <w:rFonts w:ascii="Times New Roman" w:hAnsi="Times New Roman"/>
+          <w:sz w:val="24"/>
+        </w:rPr>
+        <w:t>19,200 / 4,800 samples (80/20)</w:t>
+      </w:r>
+    </w:p>
+    <w:p>
+      <w:pPr>
+        <w:spacing w:before="0" w:after="40" w:line="240" w:lineRule="auto"/>
+      </w:pPr>
+      <w:r>
+        <w:rPr>
+          <w:rFonts w:ascii="Times New Roman" w:hAnsi="Times New Roman"/>
+          <w:b/>
+          <w:sz w:val="24"/>
+        </w:rPr>
+        <w:t xml:space="preserve">Learning Rate: </w:t>
+      </w:r>
+      <w:r>
+        <w:rPr>
+          <w:rFonts w:ascii="Times New Roman" w:hAnsi="Times New Roman"/>
+          <w:sz w:val="24"/>
+        </w:rPr>
+        <w:t>0.5</w:t>
+      </w:r>
+    </w:p>
+    <w:p>
+      <w:pPr>
+        <w:spacing w:before="0" w:after="40" w:line="240" w:lineRule="auto"/>
+      </w:pPr>
+      <w:r>
+        <w:rPr>
+          <w:rFonts w:ascii="Times New Roman" w:hAnsi="Times New Roman"/>
+          <w:b/>
+          <w:sz w:val="24"/>
+        </w:rPr>
+        <w:t xml:space="preserve">Iterations: </w:t>
+      </w:r>
+      <w:r>
+        <w:rPr>
+          <w:rFonts w:ascii="Times New Roman" w:hAnsi="Times New Roman"/>
+          <w:sz w:val="24"/>
+        </w:rPr>
+        <w:t>3000</w:t>
+      </w:r>
+    </w:p>
+    <w:p>
+      <w:pPr>
+        <w:spacing w:before="0" w:after="40" w:line="240" w:lineRule="auto"/>
+      </w:pPr>
+      <w:r>
+        <w:rPr>
+          <w:rFonts w:ascii="Times New Roman" w:hAnsi="Times New Roman"/>
+          <w:b/>
+          <w:sz w:val="24"/>
+        </w:rPr>
+        <w:t xml:space="preserve">Loss Function: </w:t>
+      </w:r>
+      <w:r>
+        <w:rPr>
+          <w:rFonts w:ascii="Times New Roman" w:hAnsi="Times New Roman"/>
+          <w:sz w:val="24"/>
+        </w:rPr>
+        <w:t>Binary Cross-Entropy</w:t>
+      </w:r>
+    </w:p>
+    <w:p>
+      <w:pPr>
+        <w:spacing w:before="120" w:after="60" w:line="240" w:lineRule="auto"/>
+      </w:pPr>
+      <w:r>
+        <w:rPr>
+          <w:rFonts w:ascii="Times New Roman" w:hAnsi="Times New Roman"/>
+          <w:b/>
+          <w:sz w:val="24"/>
+        </w:rPr>
+        <w:t>Program Execution:</w:t>
+      </w:r>
+    </w:p>
+    <w:p>
+      <w:pPr>
+        <w:spacing w:before="0" w:after="40" w:line="240" w:lineRule="auto"/>
+      </w:pPr>
+      <w:r>
+        <w:rPr>
+          <w:rFonts w:ascii="Times New Roman" w:hAnsi="Times New Roman"/>
+          <w:b/>
+          <w:sz w:val="24"/>
+        </w:rPr>
+        <w:t xml:space="preserve">Test Accuracy: </w:t>
+      </w:r>
+      <w:r>
+        <w:rPr>
+          <w:rFonts w:ascii="Times New Roman" w:hAnsi="Times New Roman"/>
+          <w:sz w:val="24"/>
+        </w:rPr>
+        <w:t>73.00%</w:t>
+      </w:r>
+    </w:p>
+    <w:p>
+      <w:pPr>
+        <w:spacing w:before="0" w:after="40" w:line="240" w:lineRule="auto"/>
+      </w:pPr>
+      <w:r>
+        <w:rPr>
+          <w:rFonts w:ascii="Times New Roman" w:hAnsi="Times New Roman"/>
+          <w:b/>
+          <w:sz w:val="24"/>
+        </w:rPr>
+        <w:t xml:space="preserve">Final Training Loss: </w:t>
+      </w:r>
+      <w:r>
+        <w:rPr>
+          <w:rFonts w:ascii="Times New Roman" w:hAnsi="Times New Roman"/>
+          <w:sz w:val="24"/>
+        </w:rPr>
+        <w:t>0.5401</w:t>
+      </w:r>
+    </w:p>
+    <w:p>
+      <w:pPr>
+        <w:spacing w:before="0" w:after="40" w:line="240" w:lineRule="auto"/>
+      </w:pPr>
+      <w:r>
+        <w:rPr>
+          <w:rFonts w:ascii="Times New Roman" w:hAnsi="Times New Roman"/>
+          <w:b/>
+          <w:sz w:val="24"/>
+        </w:rPr>
+        <w:t xml:space="preserve">Top Weight: </w:t>
+      </w:r>
+      <w:r>
+        <w:rPr>
+          <w:rFonts w:ascii="Times New Roman" w:hAnsi="Times New Roman"/>
+          <w:sz w:val="24"/>
+        </w:rPr>
+        <w:t>local_std = +1.562</w:t>
+      </w:r>
+    </w:p>
+    <w:p>
+      <w:pPr>
+        <w:spacing w:before="0" w:after="120" w:line="240" w:lineRule="auto"/>
+      </w:pPr>
+      <w:r>
+        <w:rPr>
+          <w:rFonts w:ascii="Times New Roman" w:hAnsi="Times New Roman"/>
+          <w:b/>
+          <w:sz w:val="24"/>
+        </w:rPr>
+        <w:t xml:space="preserve">Execution Status: </w:t>
+      </w:r>
+      <w:r>
+        <w:rPr>
+          <w:rFonts w:ascii="Times New Roman" w:hAnsi="Times New Roman"/>
+          <w:sz w:val="24"/>
+        </w:rPr>
+        <w:t>Successfully Executed</w:t>
+      </w:r>
+    </w:p>
+    <w:p>
+      <w:pPr>
+        <w:spacing w:before="120" w:after="60" w:line="240" w:lineRule="auto"/>
+      </w:pPr>
+      <w:r>
+        <w:rPr>
+          <w:rFonts w:ascii="Times New Roman" w:hAnsi="Times New Roman"/>
+          <w:b/>
+          <w:sz w:val="24"/>
+        </w:rPr>
+        <w:t>Result Graph:</w:t>
+      </w:r>
+    </w:p>
+    <w:p>
+      <w:pPr>
+        <w:spacing w:before="0" w:after="40" w:line="240" w:lineRule="auto"/>
+      </w:pPr>
+      <w:r>
+        <w:rPr>
+          <w:rFonts w:ascii="Times New Roman" w:hAnsi="Times New Roman"/>
+          <w:b/>
+          <w:i w:val="0"/>
+          <w:sz w:val="24"/>
+        </w:rPr>
+        <w:t>Figure: Convergence of Logistic Regression via batch gradient descent.</w:t>
+      </w:r>
+    </w:p>
+    <w:p>
+      <w:pPr>
+        <w:spacing w:before="0" w:after="20" w:line="240" w:lineRule="auto"/>
+      </w:pPr>
+      <w:r>
+        <w:rPr>
+          <w:rFonts w:ascii="Times New Roman" w:hAnsi="Times New Roman"/>
+          <w:b/>
+          <w:sz w:val="24"/>
+        </w:rPr>
+        <w:t xml:space="preserve">X-axis: </w:t>
+      </w:r>
+      <w:r>
+        <w:rPr>
+          <w:rFonts w:ascii="Times New Roman" w:hAnsi="Times New Roman"/>
+          <w:sz w:val="24"/>
+        </w:rPr>
+        <w:t>Iteration</w:t>
+      </w:r>
+    </w:p>
+    <w:p>
+      <w:pPr>
+        <w:spacing w:before="0" w:after="80" w:line="240" w:lineRule="auto"/>
+      </w:pPr>
+      <w:r>
+        <w:rPr>
+          <w:rFonts w:ascii="Times New Roman" w:hAnsi="Times New Roman"/>
+          <w:b/>
+          <w:sz w:val="24"/>
+        </w:rPr>
+        <w:t xml:space="preserve">Y-axis: </w:t>
+      </w:r>
+      <w:r>
+        <w:rPr>
+          <w:rFonts w:ascii="Times New Roman" w:hAnsi="Times New Roman"/>
+          <w:sz w:val="24"/>
+        </w:rPr>
+        <w:t>Binary cross-entropy loss</w:t>
+      </w:r>
+    </w:p>
+    <w:p>
+      <w:pPr>
+        <w:spacing w:before="0" w:after="40" w:line="240" w:lineRule="auto"/>
         <w:jc w:val="center"/>
       </w:pPr>
       <w:r>
         <w:drawing>
           <wp:inline xmlns:a="http://schemas.openxmlformats.org/drawingml/2006/main" xmlns:pic="http://schemas.openxmlformats.org/drawingml/2006/picture">
-            <wp:extent cx="3291840" cy="2094319"/>
+            <wp:extent cx="3931920" cy="2501548"/>
             <wp:docPr id="1" name="Picture 1"/>
             <wp:cNvGraphicFramePr>
               <a:graphicFrameLocks noChangeAspect="1"/>
@@ -1478,7 +914,7 @@
                   <pic:spPr>
                     <a:xfrm>
                       <a:off x="0" y="0"/>
-                      <a:ext cx="3291840" cy="2094319"/>
+                      <a:ext cx="3931920" cy="2501548"/>
                     </a:xfrm>
                     <a:prstGeom prst="rect"/>
                   </pic:spPr>
@@ -1491,41 +927,448 @@
     </w:p>
     <w:p>
       <w:pPr>
-        <w:spacing w:after="80"/>
-        <w:jc w:val="center"/>
+        <w:spacing w:before="0" w:after="160" w:line="240" w:lineRule="auto"/>
       </w:pPr>
       <w:r>
         <w:rPr>
-          <w:i/>
-          <w:sz w:val="16"/>
+          <w:rFonts w:ascii="Times New Roman" w:hAnsi="Times New Roman"/>
+          <w:b w:val="0"/>
+          <w:i w:val="0"/>
+          <w:sz w:val="24"/>
         </w:rPr>
-        <w:t>Binary cross-entropy loss vs. gradient-descent iteration.</w:t>
+        <w:t>The graph demonstrates the loss decreasing smoothly and monotonically toward a minimum as gradient descent proceeds, confirming correct convergence.</w:t>
       </w:r>
     </w:p>
     <w:p>
       <w:pPr>
-        <w:spacing w:before="120" w:after="60"/>
+        <w:spacing w:before="120" w:after="60" w:line="240" w:lineRule="auto"/>
       </w:pPr>
       <w:r>
         <w:rPr>
+          <w:rFonts w:ascii="Times New Roman" w:hAnsi="Times New Roman"/>
           <w:b/>
-          <w:color w:val="1F4E79"/>
-          <w:sz w:val="26"/>
+          <w:sz w:val="24"/>
         </w:rPr>
-        <w:t>Result</w:t>
+        <w:t>Parameter Modification:</w:t>
       </w:r>
     </w:p>
     <w:p>
+      <w:pPr>
+        <w:spacing w:before="0" w:after="80" w:line="240" w:lineRule="auto"/>
+      </w:pPr>
       <w:r>
         <w:rPr>
-          <w:sz w:val="20"/>
+          <w:rFonts w:ascii="Times New Roman" w:hAnsi="Times New Roman"/>
+          <w:b w:val="0"/>
+          <w:i w:val="0"/>
+          <w:sz w:val="24"/>
         </w:rPr>
-        <w:t>The model converged smoothly to a test accuracy of 73.00%. local_std again receives by far the largest weight magnitude, consistent with the Decision Tree result in Experiment 2.</w:t>
+        <w:t>Effect of varying the learning rate on convergence and final test accuracy (3000 iterations each):</w:t>
+      </w:r>
+    </w:p>
+    <w:tbl>
+      <w:tblPr>
+        <w:tblStyle w:val="LightGrid-Accent1"/>
+        <w:tblW w:type="auto" w:w="0"/>
+        <w:tblLook w:firstColumn="1" w:firstRow="1" w:lastColumn="0" w:lastRow="0" w:noHBand="0" w:noVBand="1" w:val="04A0"/>
+      </w:tblPr>
+      <w:tblGrid>
+        <w:gridCol w:w="3105"/>
+        <w:gridCol w:w="3105"/>
+        <w:gridCol w:w="3105"/>
+      </w:tblGrid>
+      <w:tr>
+        <w:tc>
+          <w:tcPr>
+            <w:tcW w:type="dxa" w:w="3105"/>
+          </w:tcPr>
+          <w:p>
+            <w:pPr>
+              <w:spacing w:before="0" w:after="0" w:line="240" w:lineRule="auto"/>
+            </w:pPr>
+            <w:r>
+              <w:rPr>
+                <w:rFonts w:ascii="Times New Roman" w:hAnsi="Times New Roman"/>
+                <w:b/>
+                <w:sz w:val="20"/>
+              </w:rPr>
+              <w:t>Learning Rate</w:t>
+            </w:r>
+          </w:p>
+        </w:tc>
+        <w:tc>
+          <w:tcPr>
+            <w:tcW w:type="dxa" w:w="3105"/>
+          </w:tcPr>
+          <w:p>
+            <w:pPr>
+              <w:spacing w:before="0" w:after="0" w:line="240" w:lineRule="auto"/>
+            </w:pPr>
+            <w:r>
+              <w:rPr>
+                <w:rFonts w:ascii="Times New Roman" w:hAnsi="Times New Roman"/>
+                <w:b/>
+                <w:sz w:val="20"/>
+              </w:rPr>
+              <w:t>Final Loss</w:t>
+            </w:r>
+          </w:p>
+        </w:tc>
+        <w:tc>
+          <w:tcPr>
+            <w:tcW w:type="dxa" w:w="3105"/>
+          </w:tcPr>
+          <w:p>
+            <w:pPr>
+              <w:spacing w:before="0" w:after="0" w:line="240" w:lineRule="auto"/>
+            </w:pPr>
+            <w:r>
+              <w:rPr>
+                <w:rFonts w:ascii="Times New Roman" w:hAnsi="Times New Roman"/>
+                <w:b/>
+                <w:sz w:val="20"/>
+              </w:rPr>
+              <w:t>Test Accuracy</w:t>
+            </w:r>
+          </w:p>
+        </w:tc>
+      </w:tr>
+      <w:tr>
+        <w:tc>
+          <w:tcPr>
+            <w:tcW w:type="dxa" w:w="3105"/>
+          </w:tcPr>
+          <w:p>
+            <w:pPr>
+              <w:spacing w:before="0" w:after="0" w:line="240" w:lineRule="auto"/>
+            </w:pPr>
+            <w:r>
+              <w:rPr>
+                <w:rFonts w:ascii="Times New Roman" w:hAnsi="Times New Roman"/>
+                <w:sz w:val="20"/>
+              </w:rPr>
+              <w:t>0.001</w:t>
+            </w:r>
+          </w:p>
+        </w:tc>
+        <w:tc>
+          <w:tcPr>
+            <w:tcW w:type="dxa" w:w="3105"/>
+          </w:tcPr>
+          <w:p>
+            <w:pPr>
+              <w:spacing w:before="0" w:after="0" w:line="240" w:lineRule="auto"/>
+            </w:pPr>
+            <w:r>
+              <w:rPr>
+                <w:rFonts w:ascii="Times New Roman" w:hAnsi="Times New Roman"/>
+                <w:sz w:val="20"/>
+              </w:rPr>
+              <w:t>0.5773</w:t>
+            </w:r>
+          </w:p>
+        </w:tc>
+        <w:tc>
+          <w:tcPr>
+            <w:tcW w:type="dxa" w:w="3105"/>
+          </w:tcPr>
+          <w:p>
+            <w:pPr>
+              <w:spacing w:before="0" w:after="0" w:line="240" w:lineRule="auto"/>
+            </w:pPr>
+            <w:r>
+              <w:rPr>
+                <w:rFonts w:ascii="Times New Roman" w:hAnsi="Times New Roman"/>
+                <w:sz w:val="20"/>
+              </w:rPr>
+              <w:t>0.7094</w:t>
+            </w:r>
+          </w:p>
+        </w:tc>
+      </w:tr>
+      <w:tr>
+        <w:tc>
+          <w:tcPr>
+            <w:tcW w:type="dxa" w:w="3105"/>
+          </w:tcPr>
+          <w:p>
+            <w:pPr>
+              <w:spacing w:before="0" w:after="0" w:line="240" w:lineRule="auto"/>
+            </w:pPr>
+            <w:r>
+              <w:rPr>
+                <w:rFonts w:ascii="Times New Roman" w:hAnsi="Times New Roman"/>
+                <w:sz w:val="20"/>
+              </w:rPr>
+              <w:t>0.01</w:t>
+            </w:r>
+          </w:p>
+        </w:tc>
+        <w:tc>
+          <w:tcPr>
+            <w:tcW w:type="dxa" w:w="3105"/>
+          </w:tcPr>
+          <w:p>
+            <w:pPr>
+              <w:spacing w:before="0" w:after="0" w:line="240" w:lineRule="auto"/>
+            </w:pPr>
+            <w:r>
+              <w:rPr>
+                <w:rFonts w:ascii="Times New Roman" w:hAnsi="Times New Roman"/>
+                <w:sz w:val="20"/>
+              </w:rPr>
+              <w:t>0.5438</w:t>
+            </w:r>
+          </w:p>
+        </w:tc>
+        <w:tc>
+          <w:tcPr>
+            <w:tcW w:type="dxa" w:w="3105"/>
+          </w:tcPr>
+          <w:p>
+            <w:pPr>
+              <w:spacing w:before="0" w:after="0" w:line="240" w:lineRule="auto"/>
+            </w:pPr>
+            <w:r>
+              <w:rPr>
+                <w:rFonts w:ascii="Times New Roman" w:hAnsi="Times New Roman"/>
+                <w:sz w:val="20"/>
+              </w:rPr>
+              <w:t>0.7300</w:t>
+            </w:r>
+          </w:p>
+        </w:tc>
+      </w:tr>
+      <w:tr>
+        <w:tc>
+          <w:tcPr>
+            <w:tcW w:type="dxa" w:w="3105"/>
+          </w:tcPr>
+          <w:p>
+            <w:pPr>
+              <w:spacing w:before="0" w:after="0" w:line="240" w:lineRule="auto"/>
+            </w:pPr>
+            <w:r>
+              <w:rPr>
+                <w:rFonts w:ascii="Times New Roman" w:hAnsi="Times New Roman"/>
+                <w:sz w:val="20"/>
+              </w:rPr>
+              <w:t>0.1</w:t>
+            </w:r>
+          </w:p>
+        </w:tc>
+        <w:tc>
+          <w:tcPr>
+            <w:tcW w:type="dxa" w:w="3105"/>
+          </w:tcPr>
+          <w:p>
+            <w:pPr>
+              <w:spacing w:before="0" w:after="0" w:line="240" w:lineRule="auto"/>
+            </w:pPr>
+            <w:r>
+              <w:rPr>
+                <w:rFonts w:ascii="Times New Roman" w:hAnsi="Times New Roman"/>
+                <w:sz w:val="20"/>
+              </w:rPr>
+              <w:t>0.5401</w:t>
+            </w:r>
+          </w:p>
+        </w:tc>
+        <w:tc>
+          <w:tcPr>
+            <w:tcW w:type="dxa" w:w="3105"/>
+          </w:tcPr>
+          <w:p>
+            <w:pPr>
+              <w:spacing w:before="0" w:after="0" w:line="240" w:lineRule="auto"/>
+            </w:pPr>
+            <w:r>
+              <w:rPr>
+                <w:rFonts w:ascii="Times New Roman" w:hAnsi="Times New Roman"/>
+                <w:sz w:val="20"/>
+              </w:rPr>
+              <w:t>0.7302</w:t>
+            </w:r>
+          </w:p>
+        </w:tc>
+      </w:tr>
+      <w:tr>
+        <w:tc>
+          <w:tcPr>
+            <w:tcW w:type="dxa" w:w="3105"/>
+          </w:tcPr>
+          <w:p>
+            <w:pPr>
+              <w:spacing w:before="0" w:after="0" w:line="240" w:lineRule="auto"/>
+            </w:pPr>
+            <w:r>
+              <w:rPr>
+                <w:rFonts w:ascii="Times New Roman" w:hAnsi="Times New Roman"/>
+                <w:sz w:val="20"/>
+              </w:rPr>
+              <w:t>0.5</w:t>
+            </w:r>
+          </w:p>
+        </w:tc>
+        <w:tc>
+          <w:tcPr>
+            <w:tcW w:type="dxa" w:w="3105"/>
+          </w:tcPr>
+          <w:p>
+            <w:pPr>
+              <w:spacing w:before="0" w:after="0" w:line="240" w:lineRule="auto"/>
+            </w:pPr>
+            <w:r>
+              <w:rPr>
+                <w:rFonts w:ascii="Times New Roman" w:hAnsi="Times New Roman"/>
+                <w:sz w:val="20"/>
+              </w:rPr>
+              <w:t>0.5401</w:t>
+            </w:r>
+          </w:p>
+        </w:tc>
+        <w:tc>
+          <w:tcPr>
+            <w:tcW w:type="dxa" w:w="3105"/>
+          </w:tcPr>
+          <w:p>
+            <w:pPr>
+              <w:spacing w:before="0" w:after="0" w:line="240" w:lineRule="auto"/>
+            </w:pPr>
+            <w:r>
+              <w:rPr>
+                <w:rFonts w:ascii="Times New Roman" w:hAnsi="Times New Roman"/>
+                <w:sz w:val="20"/>
+              </w:rPr>
+              <w:t>0.7300</w:t>
+            </w:r>
+          </w:p>
+        </w:tc>
+      </w:tr>
+      <w:tr>
+        <w:tc>
+          <w:tcPr>
+            <w:tcW w:type="dxa" w:w="3105"/>
+          </w:tcPr>
+          <w:p>
+            <w:pPr>
+              <w:spacing w:before="0" w:after="0" w:line="240" w:lineRule="auto"/>
+            </w:pPr>
+            <w:r>
+              <w:rPr>
+                <w:rFonts w:ascii="Times New Roman" w:hAnsi="Times New Roman"/>
+                <w:sz w:val="20"/>
+              </w:rPr>
+              <w:t>1.0</w:t>
+            </w:r>
+          </w:p>
+        </w:tc>
+        <w:tc>
+          <w:tcPr>
+            <w:tcW w:type="dxa" w:w="3105"/>
+          </w:tcPr>
+          <w:p>
+            <w:pPr>
+              <w:spacing w:before="0" w:after="0" w:line="240" w:lineRule="auto"/>
+            </w:pPr>
+            <w:r>
+              <w:rPr>
+                <w:rFonts w:ascii="Times New Roman" w:hAnsi="Times New Roman"/>
+                <w:sz w:val="20"/>
+              </w:rPr>
+              <w:t>0.5401</w:t>
+            </w:r>
+          </w:p>
+        </w:tc>
+        <w:tc>
+          <w:tcPr>
+            <w:tcW w:type="dxa" w:w="3105"/>
+          </w:tcPr>
+          <w:p>
+            <w:pPr>
+              <w:spacing w:before="0" w:after="0" w:line="240" w:lineRule="auto"/>
+            </w:pPr>
+            <w:r>
+              <w:rPr>
+                <w:rFonts w:ascii="Times New Roman" w:hAnsi="Times New Roman"/>
+                <w:sz w:val="20"/>
+              </w:rPr>
+              <w:t>0.7300</w:t>
+            </w:r>
+          </w:p>
+        </w:tc>
+      </w:tr>
+      <w:tr>
+        <w:tc>
+          <w:tcPr>
+            <w:tcW w:type="dxa" w:w="3105"/>
+          </w:tcPr>
+          <w:p>
+            <w:pPr>
+              <w:spacing w:before="0" w:after="0" w:line="240" w:lineRule="auto"/>
+            </w:pPr>
+            <w:r>
+              <w:rPr>
+                <w:rFonts w:ascii="Times New Roman" w:hAnsi="Times New Roman"/>
+                <w:sz w:val="20"/>
+              </w:rPr>
+              <w:t>3.0</w:t>
+            </w:r>
+          </w:p>
+        </w:tc>
+        <w:tc>
+          <w:tcPr>
+            <w:tcW w:type="dxa" w:w="3105"/>
+          </w:tcPr>
+          <w:p>
+            <w:pPr>
+              <w:spacing w:before="0" w:after="0" w:line="240" w:lineRule="auto"/>
+            </w:pPr>
+            <w:r>
+              <w:rPr>
+                <w:rFonts w:ascii="Times New Roman" w:hAnsi="Times New Roman"/>
+                <w:sz w:val="20"/>
+              </w:rPr>
+              <w:t>0.5401</w:t>
+            </w:r>
+          </w:p>
+        </w:tc>
+        <w:tc>
+          <w:tcPr>
+            <w:tcW w:type="dxa" w:w="3105"/>
+          </w:tcPr>
+          <w:p>
+            <w:pPr>
+              <w:spacing w:before="0" w:after="0" w:line="240" w:lineRule="auto"/>
+            </w:pPr>
+            <w:r>
+              <w:rPr>
+                <w:rFonts w:ascii="Times New Roman" w:hAnsi="Times New Roman"/>
+                <w:sz w:val="20"/>
+              </w:rPr>
+              <w:t>0.7300</w:t>
+            </w:r>
+          </w:p>
+        </w:tc>
+      </w:tr>
+    </w:tbl>
+    <w:p>
+      <w:pPr>
+        <w:spacing w:before="0" w:after="80" w:line="240" w:lineRule="auto"/>
+      </w:pPr>
+      <w:r>
+        <w:rPr>
+          <w:rFonts w:ascii="Times New Roman" w:hAnsi="Times New Roman"/>
+          <w:b w:val="0"/>
+          <w:i w:val="0"/>
+          <w:sz w:val="24"/>
+        </w:rPr>
+        <w:t>A learning rate that is too small (0.001) has not converged within 3000 iterations (higher loss, lower accuracy); rates from 0.01 upward converge to essentially the same optimum, showing the loss surface is well conditioned once the step size is large enough.</w:t>
       </w:r>
     </w:p>
     <w:sectPr>
-      <w:pgSz w:w="12240" w:h="15840"/>
-      <w:pgMar w:top="1008" w:right="1008" w:bottom="1008" w:left="1008" w:header="720" w:footer="720" w:gutter="0"/>
+      <w:pgSz w:w="11906" w:h="16838"/>
+      <w:pgMar w:top="1152" w:right="1296" w:bottom="1152" w:left="1296" w:header="720" w:footer="720" w:gutter="0"/>
       <w:cols w:space="720"/>
       <w:docGrid w:linePitch="360"/>
     </w:sectPr>
@@ -1897,8 +1740,8 @@
     <w:qFormat/>
     <w:rsid w:val="00FC693F"/>
     <w:rPr>
-      <w:rFonts w:ascii="Calibri" w:hAnsi="Calibri"/>
-      <w:sz w:val="20"/>
+      <w:rFonts w:ascii="Times New Roman" w:hAnsi="Times New Roman" w:eastAsia="Times New Roman"/>
+      <w:sz w:val="24"/>
     </w:rPr>
   </w:style>
   <w:style w:type="paragraph" w:styleId="Header">
